--- a/plantillas_maestras/01_seguro_vehicular/negativa_cobertura/2_o_mas_ddos_varios/varon/TPL_1969_2025_SEGURO_VEHICULAR_NEGATIVA_COBERTURA_ASEGURADORA_VARON_R293.docx
+++ b/plantillas_maestras/01_seguro_vehicular/negativa_cobertura/2_o_mas_ddos_varios/varon/TPL_1969_2025_SEGURO_VEHICULAR_NEGATIVA_COBERTURA_ASEGURADORA_VARON_R293.docx
@@ -23,7 +23,7 @@
           <w:b/>
           <w:color w:val="auto"/>
         </w:rPr>
-        <w:t>RESOLUCIÓN N°</w:t>
+        <w:t>RESOLUCIÓN </w:t>
       </w:r>
       <w:r>
         <w:rPr>
@@ -105,7 +105,7 @@
           <w:b/>
           <w:color w:val="auto"/>
         </w:rPr>
-        <w:t>EXPEDIENTE N°</w:t>
+        <w:t>EXPEDIENTE </w:t>
       </w:r>
       <w:r>
         <w:rPr>
@@ -398,7 +398,7 @@
           <w:color w:val="auto"/>
         </w:rPr>
         <w:tab/>
-        <w:t xml:space="preserve">      </w:t>
+        <w:t xml:space="preserve"> </w:t>
       </w:r>
       <w:r>
         <w:rPr>
@@ -791,7 +791,7 @@
           <w:rFonts w:ascii="Arial Narrow" w:hAnsi="Arial Narrow"/>
           <w:color w:val="auto"/>
         </w:rPr>
-        <w:t>por presuntas infracciones a la Ley N° 29571, Código de Protección y Defensa del Consumidor (en adelante, Código)</w:t>
+        <w:t>por presuntas infracciones a la Ley 29571, Código de Protección y Defensa del Consumidor (en adelante, Código)</w:t>
       </w:r>
       <w:r>
         <w:rPr>
@@ -994,7 +994,7 @@
         <w:rPr>
           <w:rFonts w:ascii="Arial Narrow" w:hAnsi="Arial Narrow"/>
         </w:rPr>
-        <w:t xml:space="preserve"> Técnica de la Comisión de Protección al Consumidor N°1 (en adelante, Secretaría Técnica), mediante Resolución N°1, requirió que</w:t>
+        <w:t xml:space="preserve"> Técnica de la Comisión de Protección al Consumidor 1 (en adelante, Secretaría Técnica), mediante Resolución 1, requirió que</w:t>
       </w:r>
       <w:r>
         <w:rPr>
@@ -1041,7 +1041,7 @@
           <w:rFonts w:ascii="Arial Narrow" w:eastAsia="Times New Roman" w:hAnsi="Arial Narrow"/>
           <w:color w:val="000000" w:themeColor="text1"/>
         </w:rPr>
-        <w:t xml:space="preserve">las declaraciones juradas mensuales (PDT-IGV Renta mensual) del Impuesto General a las Ventas (IGV) e Impuesto a la Renta (IR) en el cual consten los ingresos netos mensuales del ejercicio correspondiente al 2024 (año anterior a la interposición de la denuncia), toda vez que el titular de la Póliza N° </w:t>
+        <w:t xml:space="preserve">las declaraciones juradas mensuales (PDT-IGV Renta mensual) del Impuesto General a las Ventas (IGV) e Impuesto a la Renta (IR) en el cual consten los ingresos netos mensuales del ejercicio correspondiente al 2024 (año anterior a la interposición de la denuncia), toda vez que el titular de la Póliza </w:t>
       </w:r>
       <w:r>
         <w:rPr>
@@ -1268,7 +1268,7 @@
         <w:rPr>
           <w:rFonts w:ascii="Arial Narrow" w:hAnsi="Arial Narrow"/>
         </w:rPr>
-        <w:t>Nº</w:t>
+        <w:t/>
       </w:r>
       <w:proofErr w:type="spellEnd"/>
       <w:r>
@@ -1299,7 +1299,7 @@
         <w:rPr>
           <w:rFonts w:ascii="Arial Narrow" w:hAnsi="Arial Narrow"/>
         </w:rPr>
-        <w:t>de Protección al Consumidor N° 1 (en adelante, la Secretaría Técnica</w:t>
+        <w:t>de Protección al Consumidor 1 (en adelante, la Secretaría Técnica</w:t>
       </w:r>
       <w:r>
         <w:rPr>
@@ -1462,7 +1462,7 @@
         <w:rPr>
           <w:rFonts w:ascii="Arial Narrow" w:hAnsi="Arial Narrow"/>
         </w:rPr>
-        <w:t>El numeral 2.1 del artículo 2° de la Directiva N° 001-2008-TRI-INDECOPI</w:t>
+        <w:t>El numeral 2.1 del artículo 2 de la Directiva 001-2008-TRI-INDECOPI</w:t>
       </w:r>
       <w:r>
         <w:rPr>
@@ -1481,7 +1481,7 @@
         <w:rPr>
           <w:rFonts w:ascii="Arial Narrow" w:hAnsi="Arial Narrow"/>
         </w:rPr>
-        <w:t>Nº</w:t>
+        <w:t/>
       </w:r>
       <w:proofErr w:type="spellEnd"/>
       <w:r>
@@ -1554,7 +1554,7 @@
         <w:rPr>
           <w:rFonts w:ascii="Arial Narrow" w:hAnsi="Arial Narrow"/>
         </w:rPr>
-        <w:t>Asimismo, el literal d) del numeral 2.1 del artículo 2° de la Directiva señala que podrá ser confidencial la información declarada como reservada por ley, tales como la información proveniente de los datos personales, de terceras personas ajenas al procedimiento; y, la protegida por la regulación del secreto bancario, tributario, comercial, industrial, empresarial, tecnológico y bursátil.</w:t>
+        <w:t>Asimismo, el literal d) del numeral 2.1 del artículo 2 de la Directiva señala que podrá ser confidencial la información declarada como reservada por ley, tales como la información proveniente de los datos personales, de terceras personas ajenas al procedimiento; y, la protegida por la regulación del secreto bancario, tributario, comercial, industrial, empresarial, tecnológico y bursátil.</w:t>
       </w:r>
     </w:p>
     <w:p>
@@ -2146,7 +2146,7 @@
           <w:rStyle w:val="normaltextrun"/>
           <w:rFonts w:ascii="Arial Narrow" w:hAnsi="Arial Narrow"/>
         </w:rPr>
-        <w:t xml:space="preserve">, el numeral 2.1 del artículo 2° de la Directiva N° 001-2008/TRI-INDECOPI señala que será confidencial de pleno derecho la información declarada como reservada por ley. </w:t>
+        <w:t xml:space="preserve">, el numeral 2.1 del artículo 2 de la Directiva 001-2008/TRI-INDECOPI señala que será confidencial de pleno derecho la información declarada como reservada por ley. </w:t>
       </w:r>
     </w:p>
     <w:p>
@@ -2180,7 +2180,7 @@
           <w:rStyle w:val="normaltextrun"/>
           <w:rFonts w:ascii="Arial Narrow" w:hAnsi="Arial Narrow"/>
         </w:rPr>
-        <w:t>Por otro lado, el artículo 85° del Texto Único Ordenado del Código Tributario (en adelante, el Código Tributario), aprobado mediante Decreto Supremo N° 133-2013-EF establece expresamente que la información sobre la cuantía, las fuentes de las rentas, los gastos, la base imponible o cualesquiera otros datos relativos a ellos, tiene carácter reservado.</w:t>
+        <w:t>Por otro lado, el artículo 85 del Texto Único Ordenado del Código Tributario (en adelante, el Código Tributario), aprobado mediante Decreto Supremo 133-2013-EF establece expresamente que la información sobre la cuantía, las fuentes de las rentas, los gastos, la base imponible o cualesquiera otros datos relativos a ellos, tiene carácter reservado.</w:t>
       </w:r>
       <w:r>
         <w:rPr>
@@ -2391,7 +2391,7 @@
           <w:rStyle w:val="normaltextrun"/>
           <w:rFonts w:ascii="Arial Narrow" w:hAnsi="Arial Narrow"/>
         </w:rPr>
-        <w:t>Al respecto, la Secretaria Técnica considera que la referida información posee carácter reservado, en tanto revela la cuantía de las ventas de Fondos; por lo que corresponde declarar la confidencialidad, en atención a lo dispuesto en el artículo 85° del Código Tributario.</w:t>
+        <w:t>Al respecto, la Secretaria Técnica considera que la referida información posee carácter reservado, en tanto revela la cuantía de las ventas de Fondos; por lo que corresponde declarar la confidencialidad, en atención a lo dispuesto en el artículo 85 del Código Tributario.</w:t>
       </w:r>
     </w:p>
     <w:p>
@@ -2424,7 +2424,7 @@
           <w:rFonts w:ascii="Arial Narrow" w:hAnsi="Arial Narrow"/>
           <w:color w:val="auto"/>
         </w:rPr>
-        <w:t xml:space="preserve">En consecuencia, conforme a lo dispuesto en el artículo 85° del Código Tributario, la Secretaría Técnica considera que corresponde declarar la confidencialidad de la información contenida en las copias de las declaraciones juradas mensuales (PDT-IGV Renta </w:t>
+        <w:t xml:space="preserve">En consecuencia, conforme a lo dispuesto en el artículo 85 del Código Tributario, la Secretaría Técnica considera que corresponde declarar la confidencialidad de la información contenida en las copias de las declaraciones juradas mensuales (PDT-IGV Renta </w:t>
       </w:r>
       <w:r>
         <w:rPr>
@@ -2517,7 +2517,7 @@
           <w:b/>
           <w:bCs/>
         </w:rPr>
-        <w:t>N°</w:t>
+        <w:t/>
       </w:r>
       <w:proofErr w:type="spellEnd"/>
       <w:r>
@@ -2526,7 +2526,7 @@
           <w:b/>
           <w:bCs/>
         </w:rPr>
-        <w:t xml:space="preserve">  2 denominado “20543171744 DJ2024.PDF”</w:t>
+        <w:t xml:space="preserve"> 2 denominado “20543171744 DJ2024.PDF”</w:t>
       </w:r>
       <w:r>
         <w:rPr>
@@ -2555,7 +2555,7 @@
           <w:b/>
           <w:bCs/>
         </w:rPr>
-        <w:t>N°</w:t>
+        <w:t/>
       </w:r>
       <w:proofErr w:type="spellEnd"/>
       <w:r>
@@ -2564,7 +2564,7 @@
           <w:b/>
           <w:bCs/>
         </w:rPr>
-        <w:t xml:space="preserve">  4 denominado “PDT ENERO - ABRIL 2024.PDF”</w:t>
+        <w:t xml:space="preserve"> 4 denominado “PDT ENERO - ABRIL 2024.PDF”</w:t>
       </w:r>
       <w:r>
         <w:rPr>
@@ -2593,7 +2593,7 @@
           <w:b/>
           <w:bCs/>
         </w:rPr>
-        <w:t>N°</w:t>
+        <w:t/>
       </w:r>
       <w:proofErr w:type="spellEnd"/>
       <w:r>
@@ -2602,7 +2602,7 @@
           <w:b/>
           <w:bCs/>
         </w:rPr>
-        <w:t xml:space="preserve">  5 denominado “PDT MAYO - JULIO 2024.PDF”</w:t>
+        <w:t xml:space="preserve"> 5 denominado “PDT MAYO - JULIO 2024.PDF”</w:t>
       </w:r>
       <w:r>
         <w:rPr>
@@ -2625,7 +2625,7 @@
           <w:b/>
           <w:bCs/>
         </w:rPr>
-        <w:t>N°</w:t>
+        <w:t/>
       </w:r>
       <w:proofErr w:type="spellEnd"/>
       <w:r>
@@ -2634,7 +2634,7 @@
           <w:b/>
           <w:bCs/>
         </w:rPr>
-        <w:t xml:space="preserve">  6 denominado “PDT 202408.PDF”</w:t>
+        <w:t xml:space="preserve"> 6 denominado “PDT 202408.PDF”</w:t>
       </w:r>
       <w:r>
         <w:rPr>
@@ -2657,7 +2657,7 @@
           <w:b/>
           <w:bCs/>
         </w:rPr>
-        <w:t>N°</w:t>
+        <w:t/>
       </w:r>
       <w:proofErr w:type="spellEnd"/>
       <w:r>
@@ -2666,7 +2666,7 @@
           <w:b/>
           <w:bCs/>
         </w:rPr>
-        <w:t xml:space="preserve">  7 denominado “PDT 202409.PDF”</w:t>
+        <w:t xml:space="preserve"> 7 denominado “PDT 202409.PDF”</w:t>
       </w:r>
       <w:r>
         <w:rPr>
@@ -2689,7 +2689,7 @@
           <w:b/>
           <w:bCs/>
         </w:rPr>
-        <w:t>N°</w:t>
+        <w:t/>
       </w:r>
       <w:proofErr w:type="spellEnd"/>
       <w:r>
@@ -2698,7 +2698,7 @@
           <w:b/>
           <w:bCs/>
         </w:rPr>
-        <w:t xml:space="preserve">  8 denominado “PDT 202410.PDF”</w:t>
+        <w:t xml:space="preserve"> 8 denominado “PDT 202410.PDF”</w:t>
       </w:r>
       <w:r>
         <w:rPr>
@@ -2727,7 +2727,7 @@
           <w:b/>
           <w:bCs/>
         </w:rPr>
-        <w:t>N°</w:t>
+        <w:t/>
       </w:r>
       <w:proofErr w:type="spellEnd"/>
       <w:r>
@@ -2736,7 +2736,7 @@
           <w:b/>
           <w:bCs/>
         </w:rPr>
-        <w:t xml:space="preserve">  9 denominado “PDT 202411.PDF” de la pieza </w:t>
+        <w:t xml:space="preserve"> 9 denominado “PDT 202411.PDF” de la pieza </w:t>
       </w:r>
       <w:proofErr w:type="spellStart"/>
       <w:r>
@@ -2745,7 +2745,7 @@
           <w:b/>
           <w:bCs/>
         </w:rPr>
-        <w:t>Nº</w:t>
+        <w:t/>
       </w:r>
       <w:proofErr w:type="spellEnd"/>
       <w:r>
@@ -2839,7 +2839,7 @@
           <w:b/>
           <w:bCs/>
         </w:rPr>
-        <w:t>N°</w:t>
+        <w:t/>
       </w:r>
       <w:proofErr w:type="spellEnd"/>
       <w:r>
@@ -2848,7 +2848,7 @@
           <w:b/>
           <w:bCs/>
         </w:rPr>
-        <w:t xml:space="preserve">  2 denominado “PDT 202412.PDF” de la pieza </w:t>
+        <w:t xml:space="preserve"> 2 denominado “PDT 202412.PDF” de la pieza </w:t>
       </w:r>
       <w:proofErr w:type="spellStart"/>
       <w:r>
@@ -2857,7 +2857,7 @@
           <w:b/>
           <w:bCs/>
         </w:rPr>
-        <w:t>Nº</w:t>
+        <w:t/>
       </w:r>
       <w:proofErr w:type="spellEnd"/>
       <w:r>
@@ -2895,7 +2895,7 @@
           <w:b/>
           <w:bCs/>
         </w:rPr>
-        <w:t>N°</w:t>
+        <w:t/>
       </w:r>
       <w:proofErr w:type="spellEnd"/>
       <w:r>
@@ -2904,7 +2904,7 @@
           <w:b/>
           <w:bCs/>
         </w:rPr>
-        <w:t xml:space="preserve">  2 denominado “PDT 202404.PDF” de la pieza </w:t>
+        <w:t xml:space="preserve"> 2 denominado “PDT 202404.PDF” de la pieza </w:t>
       </w:r>
       <w:proofErr w:type="spellStart"/>
       <w:r>
@@ -2913,7 +2913,7 @@
           <w:b/>
           <w:bCs/>
         </w:rPr>
-        <w:t>Nº</w:t>
+        <w:t/>
       </w:r>
       <w:proofErr w:type="spellEnd"/>
       <w:r>
@@ -3232,7 +3232,7 @@
           <w:b/>
           <w:bCs/>
         </w:rPr>
-        <w:t xml:space="preserve">documento N°  </w:t>
+        <w:t xml:space="preserve">documento </w:t>
       </w:r>
       <w:r>
         <w:rPr>
@@ -3284,7 +3284,7 @@
           <w:b/>
           <w:bCs/>
         </w:rPr>
-        <w:t>documento N°  4 denominado “</w:t>
+        <w:t>documento 4 denominado “</w:t>
       </w:r>
       <w:r>
         <w:rPr>
@@ -3320,7 +3320,7 @@
           <w:b/>
           <w:bCs/>
         </w:rPr>
-        <w:t>documento N°  5 denominado “</w:t>
+        <w:t>documento 5 denominado “</w:t>
       </w:r>
       <w:r>
         <w:rPr>
@@ -3350,7 +3350,7 @@
           <w:b/>
           <w:bCs/>
         </w:rPr>
-        <w:t xml:space="preserve">documento N°  </w:t>
+        <w:t xml:space="preserve">documento </w:t>
       </w:r>
       <w:r>
         <w:rPr>
@@ -3396,7 +3396,7 @@
           <w:b/>
           <w:bCs/>
         </w:rPr>
-        <w:t xml:space="preserve">documento N°  </w:t>
+        <w:t xml:space="preserve">documento </w:t>
       </w:r>
       <w:r>
         <w:rPr>
@@ -3448,7 +3448,7 @@
           <w:b/>
           <w:bCs/>
         </w:rPr>
-        <w:t>documento N°  8 denominado “</w:t>
+        <w:t>documento 8 denominado “</w:t>
       </w:r>
       <w:r>
         <w:rPr>
@@ -3490,7 +3490,7 @@
           <w:b/>
           <w:bCs/>
         </w:rPr>
-        <w:t>documento N°  9 denominado “</w:t>
+        <w:t>documento 9 denominado “</w:t>
       </w:r>
       <w:r>
         <w:rPr>
@@ -3515,7 +3515,7 @@
           <w:b/>
           <w:bCs/>
         </w:rPr>
-        <w:t>Nº</w:t>
+        <w:t/>
       </w:r>
       <w:proofErr w:type="spellEnd"/>
       <w:r>
@@ -3615,7 +3615,7 @@
           <w:b/>
           <w:bCs/>
         </w:rPr>
-        <w:t>N°</w:t>
+        <w:t/>
       </w:r>
       <w:proofErr w:type="spellEnd"/>
       <w:r>
@@ -3624,7 +3624,7 @@
           <w:b/>
           <w:bCs/>
         </w:rPr>
-        <w:t xml:space="preserve">  </w:t>
+        <w:t xml:space="preserve"> </w:t>
       </w:r>
       <w:r>
         <w:rPr>
@@ -3665,7 +3665,7 @@
           <w:b/>
           <w:bCs/>
         </w:rPr>
-        <w:t>Nº</w:t>
+        <w:t/>
       </w:r>
       <w:proofErr w:type="spellEnd"/>
       <w:r>
@@ -3710,7 +3710,7 @@
           <w:b/>
           <w:bCs/>
         </w:rPr>
-        <w:t xml:space="preserve">documento N°  </w:t>
+        <w:t xml:space="preserve">documento </w:t>
       </w:r>
       <w:r>
         <w:rPr>
@@ -3760,7 +3760,7 @@
           <w:b/>
           <w:bCs/>
         </w:rPr>
-        <w:t>Nº</w:t>
+        <w:t/>
       </w:r>
       <w:proofErr w:type="spellEnd"/>
       <w:r>
@@ -4128,7 +4128,7 @@
           <w:bCs/>
           <w:color w:val="000000" w:themeColor="text1"/>
         </w:rPr>
-        <w:t> Protección al Consumidor N° 1</w:t>
+        <w:t> Protección al Consumidor 1</w:t>
       </w:r>
     </w:p>
     <w:p>
@@ -4450,7 +4450,7 @@
           <w:sz w:val="16"/>
           <w:szCs w:val="16"/>
         </w:rPr>
-        <w:t xml:space="preserve">Denuncia remitida a esta Comisión mediante MEMORANDUM N° </w:t>
+        <w:t xml:space="preserve">Denuncia remitida a esta Comisión mediante MEMORANDUM </w:t>
       </w:r>
       <w:r>
         <w:rPr>
@@ -4527,7 +4527,7 @@
           <w:sz w:val="16"/>
           <w:szCs w:val="16"/>
         </w:rPr>
-        <w:t xml:space="preserve">          </w:t>
+        <w:t xml:space="preserve"> </w:t>
       </w:r>
       <w:r>
         <w:rPr>
@@ -4543,7 +4543,7 @@
           <w:sz w:val="16"/>
           <w:szCs w:val="16"/>
         </w:rPr>
-        <w:t>Publicado el 2 de setiembre de 2010 en el Diario Oficial El Peruano, vigente desde el 2 de octubre de 2010 y modificado por Decreto Legislativo N° 1308.</w:t>
+        <w:t>Publicado el 2 de setiembre de 2010 en el Diario Oficial El Peruano, vigente desde el 2 de octubre de 2010 y modificado por Decreto Legislativo 1308.</w:t>
       </w:r>
     </w:p>
   </w:footnote>
@@ -4610,7 +4610,7 @@
           <w:sz w:val="16"/>
           <w:szCs w:val="16"/>
         </w:rPr>
-        <w:t>Nº</w:t>
+        <w:t/>
       </w:r>
       <w:proofErr w:type="spellEnd"/>
       <w:r>
@@ -4630,7 +4630,7 @@
           <w:sz w:val="16"/>
           <w:szCs w:val="16"/>
         </w:rPr>
-        <w:t>Nº</w:t>
+        <w:t/>
       </w:r>
       <w:proofErr w:type="spellEnd"/>
       <w:r>
@@ -5419,7 +5419,7 @@
           <w:sz w:val="16"/>
           <w:szCs w:val="16"/>
         </w:rPr>
-        <w:t>Nº</w:t>
+        <w:t/>
       </w:r>
       <w:proofErr w:type="spellEnd"/>
       <w:r>
@@ -5439,7 +5439,7 @@
           <w:sz w:val="16"/>
           <w:szCs w:val="16"/>
         </w:rPr>
-        <w:t>Nº</w:t>
+        <w:t/>
       </w:r>
       <w:proofErr w:type="spellEnd"/>
       <w:r>
@@ -5599,7 +5599,7 @@
           <w:sz w:val="16"/>
           <w:szCs w:val="16"/>
         </w:rPr>
-        <w:t>TEXTO ÚNICO ORDENADO DEL CÓDIGO TRIBUTARIO, aprobado por DECRETO SUPREMO N° 133-2013-EF y publicado el 22 de junio de 2013</w:t>
+        <w:t>TEXTO ÚNICO ORDENADO DEL CÓDIGO TRIBUTARIO, aprobado por DECRETO SUPREMO 133-2013-EF y publicado el 22 de junio de 2013</w:t>
       </w:r>
     </w:p>
     <w:p>
@@ -5706,7 +5706,7 @@
           <w:sz w:val="16"/>
           <w:szCs w:val="16"/>
         </w:rPr>
-        <w:t>DIRECTIVA N° 001-2008-TRI-INDECOPI, DIRECTIVA SOBRE CONFIDENCIALIDAD DE LA INFORMACIÓN EN LOS PROCEDIMIENTOS SEGUIDOS POR LOS ÓRGANOS FUNCIONALES DEL INDECOPI, modificada por la DIRECTIVA N° 003-2022/TRI-INDECOPI</w:t>
+        <w:t>DIRECTIVA 001-2008-TRI-INDECOPI, DIRECTIVA SOBRE CONFIDENCIALIDAD DE LA INFORMACIÓN EN LOS PROCEDIMIENTOS SEGUIDOS POR LOS ÓRGANOS FUNCIONALES DEL INDECOPI, modificada por la DIRECTIVA 003-2022/TRI-INDECOPI</w:t>
       </w:r>
     </w:p>
     <w:p>
@@ -5948,7 +5948,7 @@
               <w:sz w:val="16"/>
               <w:szCs w:val="16"/>
             </w:rPr>
-            <w:t xml:space="preserve">SECRETARIA TÉCNICA DE LA    </w:t>
+            <w:t xml:space="preserve">SECRETARIA TÉCNICA DE LA </w:t>
           </w:r>
         </w:p>
         <w:p>

--- a/plantillas_maestras/01_seguro_vehicular/negativa_cobertura/2_o_mas_ddos_varios/varon/TPL_1969_2025_SEGURO_VEHICULAR_NEGATIVA_COBERTURA_ASEGURADORA_VARON_R293.docx
+++ b/plantillas_maestras/01_seguro_vehicular/negativa_cobertura/2_o_mas_ddos_varios/varon/TPL_1969_2025_SEGURO_VEHICULAR_NEGATIVA_COBERTURA_ASEGURADORA_VARON_R293.docx
@@ -165,7 +165,7 @@
           <w:b/>
           <w:color w:val="auto"/>
         </w:rPr>
-        <w:t>DENUNCIANTE</w:t>
+        <w:t xml:space="preserve">DENUNCIANTE: [DENUNCIANTE] ([APELLIDO])</w:t>
       </w:r>
       <w:r>
         <w:rPr>
@@ -189,7 +189,7 @@
           <w:b/>
           <w:color w:val="auto"/>
         </w:rPr>
-        <w:t>:</w:t>
+        <w:t/>
       </w:r>
       <w:r>
         <w:rPr>
@@ -197,7 +197,7 @@
           <w:b/>
           <w:color w:val="auto"/>
         </w:rPr>
-        <w:t xml:space="preserve"> </w:t>
+        <w:t xml:space="preserve"/>
       </w:r>
       <w:r>
         <w:rPr>
@@ -213,7 +213,7 @@
           <w:b/>
           <w:color w:val="auto"/>
         </w:rPr>
-        <w:t>MASIMAGINARIA S.A.C</w:t>
+        <w:t/>
       </w:r>
       <w:r>
         <w:rPr>
@@ -221,7 +221,7 @@
           <w:b/>
           <w:color w:val="auto"/>
         </w:rPr>
-        <w:t>.</w:t>
+        <w:t/>
       </w:r>
       <w:r>
         <w:rPr>
@@ -229,7 +229,7 @@
           <w:b/>
           <w:color w:val="auto"/>
         </w:rPr>
-        <w:t xml:space="preserve"> </w:t>
+        <w:t xml:space="preserve"/>
       </w:r>
       <w:r>
         <w:rPr>
@@ -237,7 +237,7 @@
           <w:b/>
           <w:color w:val="auto"/>
         </w:rPr>
-        <w:t>(</w:t>
+        <w:t/>
       </w:r>
       <w:r>
         <w:rPr>
@@ -245,7 +245,7 @@
           <w:b/>
           <w:color w:val="auto"/>
         </w:rPr>
-        <w:t>MASIMAGINARIA</w:t>
+        <w:t/>
       </w:r>
       <w:r>
         <w:rPr>
@@ -253,7 +253,7 @@
           <w:b/>
           <w:color w:val="auto"/>
         </w:rPr>
-        <w:t>)</w:t>
+        <w:t/>
       </w:r>
     </w:p>
     <w:p>
@@ -557,28 +557,28 @@
           <w:rFonts w:ascii="Arial Narrow" w:hAnsi="Arial Narrow"/>
           <w:color w:val="auto"/>
         </w:rPr>
-        <w:t xml:space="preserve">Mediante escrito </w:t>
-      </w:r>
-      <w:r>
-        <w:rPr>
-          <w:rFonts w:ascii="Arial Narrow" w:hAnsi="Arial Narrow"/>
-          <w:color w:val="auto"/>
-        </w:rPr>
-        <w:t>del</w:t>
-      </w:r>
-      <w:r>
-        <w:rPr>
-          <w:rFonts w:ascii="Arial Narrow" w:hAnsi="Arial Narrow"/>
-          <w:color w:val="auto"/>
-        </w:rPr>
-        <w:t xml:space="preserve"> </w:t>
-      </w:r>
-      <w:r>
-        <w:rPr>
-          <w:rFonts w:ascii="Arial Narrow" w:hAnsi="Arial Narrow"/>
-          <w:color w:val="auto"/>
-        </w:rPr>
-        <w:t>27 de junio de 2025</w:t>
+        <w:t xml:space="preserve">Mediante escrito del 27 de junio de 2025, subsanado mediante el escrito del 11 de setiembre de 2025, complementado mediante el escrito del 12 de setiembre de 2025 y dos (2) escritos presentados el 17 de setiembre de 2025 [APELLIDO] denunció a Rímac por presuntas infracciones a la Ley 29571, Código de Protección y Defensa del Consumidor (en adelante, Código).</w:t>
+      </w:r>
+      <w:r>
+        <w:rPr>
+          <w:rFonts w:ascii="Arial Narrow" w:hAnsi="Arial Narrow"/>
+          <w:color w:val="auto"/>
+        </w:rPr>
+        <w:t/>
+      </w:r>
+      <w:r>
+        <w:rPr>
+          <w:rFonts w:ascii="Arial Narrow" w:hAnsi="Arial Narrow"/>
+          <w:color w:val="auto"/>
+        </w:rPr>
+        <w:t xml:space="preserve"/>
+      </w:r>
+      <w:r>
+        <w:rPr>
+          <w:rFonts w:ascii="Arial Narrow" w:hAnsi="Arial Narrow"/>
+          <w:color w:val="auto"/>
+        </w:rPr>
+        <w:t/>
       </w:r>
       <w:r>
         <w:rPr>
@@ -593,161 +593,161 @@
           <w:rFonts w:ascii="Arial Narrow" w:hAnsi="Arial Narrow"/>
           <w:color w:val="auto"/>
         </w:rPr>
-        <w:t>,</w:t>
-      </w:r>
-      <w:r>
-        <w:rPr>
-          <w:rFonts w:ascii="Arial Narrow" w:hAnsi="Arial Narrow"/>
-          <w:color w:val="auto"/>
-        </w:rPr>
-        <w:t xml:space="preserve"> subsanado </w:t>
-      </w:r>
-      <w:r>
-        <w:rPr>
-          <w:rFonts w:ascii="Arial Narrow" w:hAnsi="Arial Narrow"/>
-          <w:color w:val="auto"/>
-        </w:rPr>
-        <w:t xml:space="preserve">mediante </w:t>
-      </w:r>
-      <w:r>
-        <w:rPr>
-          <w:rFonts w:ascii="Arial Narrow" w:hAnsi="Arial Narrow"/>
-          <w:color w:val="auto"/>
-        </w:rPr>
-        <w:t xml:space="preserve">el </w:t>
-      </w:r>
-      <w:r>
-        <w:rPr>
-          <w:rFonts w:ascii="Arial Narrow" w:hAnsi="Arial Narrow"/>
-          <w:color w:val="auto"/>
-        </w:rPr>
-        <w:t xml:space="preserve">escrito </w:t>
-      </w:r>
-      <w:r>
-        <w:rPr>
-          <w:rFonts w:ascii="Arial Narrow" w:hAnsi="Arial Narrow"/>
-          <w:color w:val="auto"/>
-        </w:rPr>
-        <w:t xml:space="preserve">del 11 de </w:t>
-      </w:r>
-      <w:r>
-        <w:rPr>
-          <w:rFonts w:ascii="Arial Narrow" w:hAnsi="Arial Narrow"/>
-          <w:color w:val="auto"/>
-        </w:rPr>
-        <w:t>setiembre</w:t>
-      </w:r>
-      <w:r>
-        <w:rPr>
-          <w:rFonts w:ascii="Arial Narrow" w:hAnsi="Arial Narrow"/>
-          <w:color w:val="auto"/>
-        </w:rPr>
-        <w:t xml:space="preserve"> de 2025</w:t>
-      </w:r>
-      <w:r>
-        <w:rPr>
-          <w:rFonts w:ascii="Arial Narrow" w:hAnsi="Arial Narrow"/>
-          <w:color w:val="auto"/>
-        </w:rPr>
-        <w:t>,</w:t>
-      </w:r>
-      <w:r>
-        <w:rPr>
-          <w:rFonts w:ascii="Arial Narrow" w:hAnsi="Arial Narrow"/>
-          <w:color w:val="auto"/>
-        </w:rPr>
-        <w:t xml:space="preserve"> </w:t>
-      </w:r>
-      <w:r>
-        <w:rPr>
-          <w:rFonts w:ascii="Arial Narrow" w:hAnsi="Arial Narrow"/>
-          <w:color w:val="auto"/>
-        </w:rPr>
-        <w:t xml:space="preserve">complementado mediante el </w:t>
-      </w:r>
-      <w:r>
-        <w:rPr>
-          <w:rFonts w:ascii="Arial Narrow" w:hAnsi="Arial Narrow"/>
-          <w:color w:val="auto"/>
-        </w:rPr>
-        <w:t xml:space="preserve">escrito </w:t>
-      </w:r>
-      <w:r>
-        <w:rPr>
-          <w:rFonts w:ascii="Arial Narrow" w:hAnsi="Arial Narrow"/>
-          <w:color w:val="auto"/>
-        </w:rPr>
-        <w:t>d</w:t>
-      </w:r>
-      <w:r>
-        <w:rPr>
-          <w:rFonts w:ascii="Arial Narrow" w:hAnsi="Arial Narrow"/>
-          <w:color w:val="auto"/>
-        </w:rPr>
-        <w:t xml:space="preserve">el 12 de setiembre </w:t>
-      </w:r>
-      <w:r>
-        <w:rPr>
-          <w:rFonts w:ascii="Arial Narrow" w:hAnsi="Arial Narrow"/>
-          <w:color w:val="auto"/>
-        </w:rPr>
-        <w:t xml:space="preserve">de 2025 </w:t>
-      </w:r>
-      <w:r>
-        <w:rPr>
-          <w:rFonts w:ascii="Arial Narrow" w:hAnsi="Arial Narrow"/>
-          <w:color w:val="auto"/>
-        </w:rPr>
-        <w:t>y dos</w:t>
-      </w:r>
-      <w:r>
-        <w:rPr>
-          <w:rFonts w:ascii="Arial Narrow" w:hAnsi="Arial Narrow"/>
-          <w:color w:val="auto"/>
-        </w:rPr>
-        <w:t xml:space="preserve"> (2)</w:t>
-      </w:r>
-      <w:r>
-        <w:rPr>
-          <w:rFonts w:ascii="Arial Narrow" w:hAnsi="Arial Narrow"/>
-          <w:color w:val="auto"/>
-        </w:rPr>
-        <w:t xml:space="preserve"> escritos presentados el 1</w:t>
-      </w:r>
-      <w:r>
-        <w:rPr>
-          <w:rFonts w:ascii="Arial Narrow" w:hAnsi="Arial Narrow"/>
-          <w:color w:val="auto"/>
-        </w:rPr>
-        <w:t>7</w:t>
-      </w:r>
-      <w:r>
-        <w:rPr>
-          <w:rFonts w:ascii="Arial Narrow" w:hAnsi="Arial Narrow"/>
-          <w:color w:val="auto"/>
-        </w:rPr>
-        <w:t xml:space="preserve"> de </w:t>
-      </w:r>
-      <w:r>
-        <w:rPr>
-          <w:rFonts w:ascii="Arial Narrow" w:hAnsi="Arial Narrow"/>
-          <w:color w:val="auto"/>
-        </w:rPr>
-        <w:t>setiembre</w:t>
-      </w:r>
-      <w:r>
-        <w:rPr>
-          <w:rFonts w:ascii="Arial Narrow" w:hAnsi="Arial Narrow"/>
-          <w:color w:val="auto"/>
-        </w:rPr>
-        <w:t xml:space="preserve"> de 2025</w:t>
-      </w:r>
-      <w:r>
-        <w:rPr>
-          <w:rFonts w:ascii="Arial Narrow" w:hAnsi="Arial Narrow"/>
-          <w:color w:val="auto"/>
-        </w:rPr>
-        <w:t xml:space="preserve"> </w:t>
+        <w:t/>
+      </w:r>
+      <w:r>
+        <w:rPr>
+          <w:rFonts w:ascii="Arial Narrow" w:hAnsi="Arial Narrow"/>
+          <w:color w:val="auto"/>
+        </w:rPr>
+        <w:t xml:space="preserve"/>
+      </w:r>
+      <w:r>
+        <w:rPr>
+          <w:rFonts w:ascii="Arial Narrow" w:hAnsi="Arial Narrow"/>
+          <w:color w:val="auto"/>
+        </w:rPr>
+        <w:t xml:space="preserve"/>
+      </w:r>
+      <w:r>
+        <w:rPr>
+          <w:rFonts w:ascii="Arial Narrow" w:hAnsi="Arial Narrow"/>
+          <w:color w:val="auto"/>
+        </w:rPr>
+        <w:t xml:space="preserve"/>
+      </w:r>
+      <w:r>
+        <w:rPr>
+          <w:rFonts w:ascii="Arial Narrow" w:hAnsi="Arial Narrow"/>
+          <w:color w:val="auto"/>
+        </w:rPr>
+        <w:t xml:space="preserve"/>
+      </w:r>
+      <w:r>
+        <w:rPr>
+          <w:rFonts w:ascii="Arial Narrow" w:hAnsi="Arial Narrow"/>
+          <w:color w:val="auto"/>
+        </w:rPr>
+        <w:t xml:space="preserve"/>
+      </w:r>
+      <w:r>
+        <w:rPr>
+          <w:rFonts w:ascii="Arial Narrow" w:hAnsi="Arial Narrow"/>
+          <w:color w:val="auto"/>
+        </w:rPr>
+        <w:t/>
+      </w:r>
+      <w:r>
+        <w:rPr>
+          <w:rFonts w:ascii="Arial Narrow" w:hAnsi="Arial Narrow"/>
+          <w:color w:val="auto"/>
+        </w:rPr>
+        <w:t xml:space="preserve"/>
+      </w:r>
+      <w:r>
+        <w:rPr>
+          <w:rFonts w:ascii="Arial Narrow" w:hAnsi="Arial Narrow"/>
+          <w:color w:val="auto"/>
+        </w:rPr>
+        <w:t/>
+      </w:r>
+      <w:r>
+        <w:rPr>
+          <w:rFonts w:ascii="Arial Narrow" w:hAnsi="Arial Narrow"/>
+          <w:color w:val="auto"/>
+        </w:rPr>
+        <w:t xml:space="preserve"/>
+      </w:r>
+      <w:r>
+        <w:rPr>
+          <w:rFonts w:ascii="Arial Narrow" w:hAnsi="Arial Narrow"/>
+          <w:color w:val="auto"/>
+        </w:rPr>
+        <w:t xml:space="preserve"/>
+      </w:r>
+      <w:r>
+        <w:rPr>
+          <w:rFonts w:ascii="Arial Narrow" w:hAnsi="Arial Narrow"/>
+          <w:color w:val="auto"/>
+        </w:rPr>
+        <w:t xml:space="preserve"/>
+      </w:r>
+      <w:r>
+        <w:rPr>
+          <w:rFonts w:ascii="Arial Narrow" w:hAnsi="Arial Narrow"/>
+          <w:color w:val="auto"/>
+        </w:rPr>
+        <w:t/>
+      </w:r>
+      <w:r>
+        <w:rPr>
+          <w:rFonts w:ascii="Arial Narrow" w:hAnsi="Arial Narrow"/>
+          <w:color w:val="auto"/>
+        </w:rPr>
+        <w:t xml:space="preserve"/>
+      </w:r>
+      <w:r>
+        <w:rPr>
+          <w:rFonts w:ascii="Arial Narrow" w:hAnsi="Arial Narrow"/>
+          <w:color w:val="auto"/>
+        </w:rPr>
+        <w:t xml:space="preserve"/>
+      </w:r>
+      <w:r>
+        <w:rPr>
+          <w:rFonts w:ascii="Arial Narrow" w:hAnsi="Arial Narrow"/>
+          <w:color w:val="auto"/>
+        </w:rPr>
+        <w:t/>
+      </w:r>
+      <w:r>
+        <w:rPr>
+          <w:rFonts w:ascii="Arial Narrow" w:hAnsi="Arial Narrow"/>
+          <w:color w:val="auto"/>
+        </w:rPr>
+        <w:t xml:space="preserve"/>
+      </w:r>
+      <w:r>
+        <w:rPr>
+          <w:rFonts w:ascii="Arial Narrow" w:hAnsi="Arial Narrow"/>
+          <w:color w:val="auto"/>
+        </w:rPr>
+        <w:t xml:space="preserve"/>
+      </w:r>
+      <w:r>
+        <w:rPr>
+          <w:rFonts w:ascii="Arial Narrow" w:hAnsi="Arial Narrow"/>
+          <w:color w:val="auto"/>
+        </w:rPr>
+        <w:t/>
+      </w:r>
+      <w:r>
+        <w:rPr>
+          <w:rFonts w:ascii="Arial Narrow" w:hAnsi="Arial Narrow"/>
+          <w:color w:val="auto"/>
+        </w:rPr>
+        <w:t xml:space="preserve"/>
+      </w:r>
+      <w:r>
+        <w:rPr>
+          <w:rFonts w:ascii="Arial Narrow" w:hAnsi="Arial Narrow"/>
+          <w:color w:val="auto"/>
+        </w:rPr>
+        <w:t/>
+      </w:r>
+      <w:r>
+        <w:rPr>
+          <w:rFonts w:ascii="Arial Narrow" w:hAnsi="Arial Narrow"/>
+          <w:color w:val="auto"/>
+        </w:rPr>
+        <w:t xml:space="preserve"/>
+      </w:r>
+      <w:r>
+        <w:rPr>
+          <w:rFonts w:ascii="Arial Narrow" w:hAnsi="Arial Narrow"/>
+          <w:color w:val="auto"/>
+        </w:rPr>
+        <w:t xml:space="preserve"/>
       </w:r>
       <w:proofErr w:type="spellStart"/>
       <w:r>
@@ -755,7 +755,7 @@
           <w:rFonts w:ascii="Arial Narrow" w:hAnsi="Arial Narrow"/>
           <w:color w:val="auto"/>
         </w:rPr>
-        <w:t>Masimaginaria</w:t>
+        <w:t/>
       </w:r>
       <w:proofErr w:type="spellEnd"/>
       <w:r>
@@ -763,35 +763,35 @@
           <w:rFonts w:ascii="Arial Narrow" w:hAnsi="Arial Narrow"/>
           <w:color w:val="auto"/>
         </w:rPr>
-        <w:t xml:space="preserve"> </w:t>
-      </w:r>
-      <w:r>
-        <w:rPr>
-          <w:rFonts w:ascii="Arial Narrow" w:hAnsi="Arial Narrow"/>
-          <w:color w:val="auto"/>
-        </w:rPr>
-        <w:t xml:space="preserve">denunció </w:t>
-      </w:r>
-      <w:r>
-        <w:rPr>
-          <w:rFonts w:ascii="Arial Narrow" w:hAnsi="Arial Narrow"/>
-          <w:color w:val="auto"/>
-        </w:rPr>
-        <w:t xml:space="preserve">a </w:t>
-      </w:r>
-      <w:r>
-        <w:rPr>
-          <w:rFonts w:ascii="Arial Narrow" w:hAnsi="Arial Narrow"/>
-          <w:color w:val="auto"/>
-        </w:rPr>
-        <w:t xml:space="preserve">Rímac </w:t>
-      </w:r>
-      <w:r>
-        <w:rPr>
-          <w:rFonts w:ascii="Arial Narrow" w:hAnsi="Arial Narrow"/>
-          <w:color w:val="auto"/>
-        </w:rPr>
-        <w:t>por presuntas infracciones a la Ley 29571, Código de Protección y Defensa del Consumidor (en adelante, Código)</w:t>
+        <w:t xml:space="preserve"/>
+      </w:r>
+      <w:r>
+        <w:rPr>
+          <w:rFonts w:ascii="Arial Narrow" w:hAnsi="Arial Narrow"/>
+          <w:color w:val="auto"/>
+        </w:rPr>
+        <w:t xml:space="preserve"/>
+      </w:r>
+      <w:r>
+        <w:rPr>
+          <w:rFonts w:ascii="Arial Narrow" w:hAnsi="Arial Narrow"/>
+          <w:color w:val="auto"/>
+        </w:rPr>
+        <w:t xml:space="preserve"/>
+      </w:r>
+      <w:r>
+        <w:rPr>
+          <w:rFonts w:ascii="Arial Narrow" w:hAnsi="Arial Narrow"/>
+          <w:color w:val="auto"/>
+        </w:rPr>
+        <w:t xml:space="preserve"/>
+      </w:r>
+      <w:r>
+        <w:rPr>
+          <w:rFonts w:ascii="Arial Narrow" w:hAnsi="Arial Narrow"/>
+          <w:color w:val="auto"/>
+        </w:rPr>
+        <w:t/>
       </w:r>
       <w:r>
         <w:rPr>
@@ -806,7 +806,7 @@
           <w:rFonts w:ascii="Arial Narrow" w:hAnsi="Arial Narrow"/>
           <w:color w:val="auto"/>
         </w:rPr>
-        <w:t>.</w:t>
+        <w:t/>
       </w:r>
     </w:p>
     <w:p>
@@ -844,14 +844,14 @@
           <w:rFonts w:ascii="Arial Narrow" w:hAnsi="Arial Narrow"/>
           <w:color w:val="auto"/>
         </w:rPr>
-        <w:t>M</w:t>
-      </w:r>
-      <w:r>
-        <w:rPr>
-          <w:rFonts w:ascii="Arial Narrow" w:hAnsi="Arial Narrow"/>
-          <w:color w:val="auto"/>
-        </w:rPr>
-        <w:t>asimaginaria</w:t>
+        <w:t xml:space="preserve">[APELLIDO] solicitó, en calidad de medida correctiva, que Rímac cumpla con otorgar la cobertura del Seguro vehicular. Asimismo, requirió el reembolso de costos y costas del presente procedimiento.</w:t>
+      </w:r>
+      <w:r>
+        <w:rPr>
+          <w:rFonts w:ascii="Arial Narrow" w:hAnsi="Arial Narrow"/>
+          <w:color w:val="auto"/>
+        </w:rPr>
+        <w:t/>
       </w:r>
       <w:proofErr w:type="spellEnd"/>
       <w:r>
@@ -859,88 +859,88 @@
           <w:rFonts w:ascii="Arial Narrow" w:hAnsi="Arial Narrow"/>
           <w:color w:val="auto"/>
         </w:rPr>
-        <w:t xml:space="preserve"> </w:t>
-      </w:r>
-      <w:r>
-        <w:rPr>
-          <w:rFonts w:ascii="Arial Narrow" w:hAnsi="Arial Narrow"/>
-        </w:rPr>
-        <w:t xml:space="preserve">solicitó, en calidad </w:t>
+        <w:t xml:space="preserve"/>
+      </w:r>
+      <w:r>
+        <w:rPr>
+          <w:rFonts w:ascii="Arial Narrow" w:hAnsi="Arial Narrow"/>
+        </w:rPr>
+        <w:t xml:space="preserve"/>
       </w:r>
       <w:bookmarkStart w:id="1" w:name="_Hlk97713383"/>
       <w:r>
         <w:rPr>
           <w:rFonts w:ascii="Arial Narrow" w:hAnsi="Arial Narrow"/>
         </w:rPr>
-        <w:t xml:space="preserve">de medida correctiva, </w:t>
+        <w:t xml:space="preserve"/>
       </w:r>
       <w:bookmarkEnd w:id="1"/>
       <w:r>
         <w:rPr>
           <w:rFonts w:ascii="Arial Narrow" w:hAnsi="Arial Narrow"/>
         </w:rPr>
-        <w:t xml:space="preserve">que </w:t>
-      </w:r>
-      <w:r>
-        <w:rPr>
-          <w:rFonts w:ascii="Arial Narrow" w:hAnsi="Arial Narrow"/>
-          <w:color w:val="auto"/>
-        </w:rPr>
-        <w:t xml:space="preserve">Rímac </w:t>
-      </w:r>
-      <w:r>
-        <w:rPr>
-          <w:rFonts w:ascii="Arial Narrow" w:hAnsi="Arial Narrow"/>
-        </w:rPr>
-        <w:t xml:space="preserve">cumpla </w:t>
-      </w:r>
-      <w:r>
-        <w:rPr>
-          <w:rFonts w:ascii="Arial Narrow" w:hAnsi="Arial Narrow"/>
-        </w:rPr>
-        <w:t xml:space="preserve">con </w:t>
-      </w:r>
-      <w:r>
-        <w:rPr>
-          <w:rFonts w:ascii="Arial Narrow" w:hAnsi="Arial Narrow"/>
-        </w:rPr>
-        <w:t>otorgar la cobertura del</w:t>
-      </w:r>
-      <w:r>
-        <w:rPr>
-          <w:rFonts w:ascii="Arial Narrow" w:hAnsi="Arial Narrow"/>
-        </w:rPr>
-        <w:t xml:space="preserve"> </w:t>
-      </w:r>
-      <w:r>
-        <w:rPr>
-          <w:rFonts w:ascii="Arial Narrow" w:hAnsi="Arial Narrow"/>
-        </w:rPr>
-        <w:t>Seguro vehicular</w:t>
-      </w:r>
-      <w:r>
-        <w:rPr>
-          <w:rFonts w:ascii="Arial Narrow" w:hAnsi="Arial Narrow"/>
-        </w:rPr>
-        <w:t>.</w:t>
-      </w:r>
-      <w:r>
-        <w:rPr>
-          <w:rFonts w:ascii="Arial Narrow" w:hAnsi="Arial Narrow"/>
-        </w:rPr>
-        <w:t xml:space="preserve"> </w:t>
-      </w:r>
-      <w:r>
-        <w:rPr>
-          <w:rFonts w:ascii="Arial Narrow" w:hAnsi="Arial Narrow"/>
-        </w:rPr>
-        <w:t>Asimismo, requirió el reembolso de costos y costas del presente procedimiento</w:t>
-      </w:r>
-      <w:r>
-        <w:rPr>
-          <w:rFonts w:ascii="Arial Narrow" w:hAnsi="Arial Narrow"/>
-        </w:rPr>
-        <w:t>.</w:t>
+        <w:t xml:space="preserve"/>
+      </w:r>
+      <w:r>
+        <w:rPr>
+          <w:rFonts w:ascii="Arial Narrow" w:hAnsi="Arial Narrow"/>
+          <w:color w:val="auto"/>
+        </w:rPr>
+        <w:t xml:space="preserve"/>
+      </w:r>
+      <w:r>
+        <w:rPr>
+          <w:rFonts w:ascii="Arial Narrow" w:hAnsi="Arial Narrow"/>
+        </w:rPr>
+        <w:t xml:space="preserve"/>
+      </w:r>
+      <w:r>
+        <w:rPr>
+          <w:rFonts w:ascii="Arial Narrow" w:hAnsi="Arial Narrow"/>
+        </w:rPr>
+        <w:t xml:space="preserve"/>
+      </w:r>
+      <w:r>
+        <w:rPr>
+          <w:rFonts w:ascii="Arial Narrow" w:hAnsi="Arial Narrow"/>
+        </w:rPr>
+        <w:t/>
+      </w:r>
+      <w:r>
+        <w:rPr>
+          <w:rFonts w:ascii="Arial Narrow" w:hAnsi="Arial Narrow"/>
+        </w:rPr>
+        <w:t xml:space="preserve"/>
+      </w:r>
+      <w:r>
+        <w:rPr>
+          <w:rFonts w:ascii="Arial Narrow" w:hAnsi="Arial Narrow"/>
+        </w:rPr>
+        <w:t/>
+      </w:r>
+      <w:r>
+        <w:rPr>
+          <w:rFonts w:ascii="Arial Narrow" w:hAnsi="Arial Narrow"/>
+        </w:rPr>
+        <w:t/>
+      </w:r>
+      <w:r>
+        <w:rPr>
+          <w:rFonts w:ascii="Arial Narrow" w:hAnsi="Arial Narrow"/>
+        </w:rPr>
+        <w:t xml:space="preserve"/>
+      </w:r>
+      <w:r>
+        <w:rPr>
+          <w:rFonts w:ascii="Arial Narrow" w:hAnsi="Arial Narrow"/>
+        </w:rPr>
+        <w:t/>
+      </w:r>
+      <w:r>
+        <w:rPr>
+          <w:rFonts w:ascii="Arial Narrow" w:hAnsi="Arial Narrow"/>
+        </w:rPr>
+        <w:t/>
       </w:r>
     </w:p>
     <w:p>
@@ -976,31 +976,31 @@
         <w:rPr>
           <w:rFonts w:ascii="Arial Narrow" w:hAnsi="Arial Narrow"/>
         </w:rPr>
-        <w:t xml:space="preserve">El </w:t>
-      </w:r>
-      <w:r>
-        <w:rPr>
-          <w:rFonts w:ascii="Arial Narrow" w:hAnsi="Arial Narrow"/>
-        </w:rPr>
-        <w:t>9 de setiembre de 2025</w:t>
-      </w:r>
-      <w:r>
-        <w:rPr>
-          <w:rFonts w:ascii="Arial Narrow" w:hAnsi="Arial Narrow"/>
-        </w:rPr>
-        <w:t>, la Secretaría</w:t>
-      </w:r>
-      <w:r>
-        <w:rPr>
-          <w:rFonts w:ascii="Arial Narrow" w:hAnsi="Arial Narrow"/>
-        </w:rPr>
-        <w:t xml:space="preserve"> Técnica de la Comisión de Protección al Consumidor 1 (en adelante, Secretaría Técnica), mediante Resolución 1, requirió que</w:t>
-      </w:r>
-      <w:r>
-        <w:rPr>
-          <w:rFonts w:ascii="Arial Narrow" w:hAnsi="Arial Narrow"/>
-        </w:rPr>
-        <w:t xml:space="preserve"> </w:t>
+        <w:t xml:space="preserve">El 9 de setiembre de 2025, la Secretaría Técnica de la Comisión de Protección al Consumidor 1 (en adelante, Secretaría Técnica), mediante Resolución 1, requirió que [APELLIDO] cumpla con presentar las declaraciones juradas mensuales (PDT-IGV Renta mensual) del Impuesto General a las Ventas (IGV) e Impuesto a la Renta (IR) en el cual consten los ingresos netos mensuales del ejercicio correspondiente al 2024 (año anterior a la interposición de la denuncia), toda vez que el titular de la Póliza 2101-1261335 del Seguro Vehicular es una persona jurídica. </w:t>
+      </w:r>
+      <w:r>
+        <w:rPr>
+          <w:rFonts w:ascii="Arial Narrow" w:hAnsi="Arial Narrow"/>
+        </w:rPr>
+        <w:t/>
+      </w:r>
+      <w:r>
+        <w:rPr>
+          <w:rFonts w:ascii="Arial Narrow" w:hAnsi="Arial Narrow"/>
+        </w:rPr>
+        <w:t/>
+      </w:r>
+      <w:r>
+        <w:rPr>
+          <w:rFonts w:ascii="Arial Narrow" w:hAnsi="Arial Narrow"/>
+        </w:rPr>
+        <w:t xml:space="preserve"/>
+      </w:r>
+      <w:r>
+        <w:rPr>
+          <w:rFonts w:ascii="Arial Narrow" w:hAnsi="Arial Narrow"/>
+        </w:rPr>
+        <w:t xml:space="preserve"/>
       </w:r>
       <w:proofErr w:type="spellStart"/>
       <w:r>
@@ -1008,75 +1008,75 @@
           <w:rFonts w:ascii="Arial Narrow" w:hAnsi="Arial Narrow"/>
           <w:color w:val="auto"/>
         </w:rPr>
-        <w:t>Masimaginaria</w:t>
+        <w:t/>
       </w:r>
       <w:proofErr w:type="spellEnd"/>
       <w:r>
         <w:rPr>
           <w:rFonts w:ascii="Arial Narrow" w:hAnsi="Arial Narrow"/>
         </w:rPr>
-        <w:t xml:space="preserve"> </w:t>
-      </w:r>
-      <w:r>
-        <w:rPr>
-          <w:rFonts w:ascii="Arial Narrow" w:hAnsi="Arial Narrow"/>
-        </w:rPr>
-        <w:t xml:space="preserve">cumpla con </w:t>
-      </w:r>
-      <w:r>
-        <w:rPr>
-          <w:rFonts w:ascii="Arial Narrow" w:hAnsi="Arial Narrow"/>
-        </w:rPr>
-        <w:t>p</w:t>
+        <w:t xml:space="preserve"/>
+      </w:r>
+      <w:r>
+        <w:rPr>
+          <w:rFonts w:ascii="Arial Narrow" w:hAnsi="Arial Narrow"/>
+        </w:rPr>
+        <w:t xml:space="preserve"/>
+      </w:r>
+      <w:r>
+        <w:rPr>
+          <w:rFonts w:ascii="Arial Narrow" w:hAnsi="Arial Narrow"/>
+        </w:rPr>
+        <w:t/>
       </w:r>
       <w:r>
         <w:rPr>
           <w:rFonts w:ascii="Arial Narrow" w:eastAsia="Times New Roman" w:hAnsi="Arial Narrow"/>
           <w:color w:val="000000" w:themeColor="text1"/>
         </w:rPr>
-        <w:t xml:space="preserve">resentar </w:t>
+        <w:t xml:space="preserve"/>
       </w:r>
       <w:r>
         <w:rPr>
           <w:rFonts w:ascii="Arial Narrow" w:eastAsia="Times New Roman" w:hAnsi="Arial Narrow"/>
           <w:color w:val="000000" w:themeColor="text1"/>
         </w:rPr>
-        <w:t xml:space="preserve">las declaraciones juradas mensuales (PDT-IGV Renta mensual) del Impuesto General a las Ventas (IGV) e Impuesto a la Renta (IR) en el cual consten los ingresos netos mensuales del ejercicio correspondiente al 2024 (año anterior a la interposición de la denuncia), toda vez que el titular de la Póliza </w:t>
+        <w:t xml:space="preserve"/>
       </w:r>
       <w:r>
         <w:rPr>
           <w:rFonts w:ascii="Arial Narrow" w:eastAsia="Times New Roman" w:hAnsi="Arial Narrow"/>
           <w:color w:val="000000" w:themeColor="text1"/>
         </w:rPr>
-        <w:t xml:space="preserve">2101-1261335 </w:t>
+        <w:t xml:space="preserve"/>
       </w:r>
       <w:r>
         <w:rPr>
           <w:rFonts w:ascii="Arial Narrow" w:eastAsia="Times New Roman" w:hAnsi="Arial Narrow"/>
           <w:color w:val="000000" w:themeColor="text1"/>
         </w:rPr>
-        <w:t xml:space="preserve">del </w:t>
+        <w:t xml:space="preserve"/>
       </w:r>
       <w:r>
         <w:rPr>
           <w:rFonts w:ascii="Arial Narrow" w:eastAsia="Times New Roman" w:hAnsi="Arial Narrow"/>
           <w:color w:val="000000" w:themeColor="text1"/>
         </w:rPr>
-        <w:t xml:space="preserve">Seguro Vehicular </w:t>
+        <w:t xml:space="preserve"/>
       </w:r>
       <w:r>
         <w:rPr>
           <w:rFonts w:ascii="Arial Narrow" w:eastAsia="Times New Roman" w:hAnsi="Arial Narrow"/>
           <w:color w:val="000000" w:themeColor="text1"/>
         </w:rPr>
-        <w:t>es una persona jurídica.</w:t>
+        <w:t/>
       </w:r>
       <w:r>
         <w:rPr>
           <w:rFonts w:ascii="Arial Narrow" w:eastAsia="Times New Roman" w:hAnsi="Arial Narrow"/>
           <w:color w:val="000000" w:themeColor="text1"/>
         </w:rPr>
-        <w:t xml:space="preserve"> </w:t>
+        <w:t xml:space="preserve"/>
       </w:r>
     </w:p>
     <w:p>
@@ -1114,7 +1114,7 @@
           <w:rFonts w:ascii="Arial Narrow" w:hAnsi="Arial Narrow"/>
           <w:color w:val="auto"/>
         </w:rPr>
-        <w:t>Masimaginaria</w:t>
+        <w:t xml:space="preserve">[APELLIDO] presentó un escrito el 11 de setiembre de 2025 y dos escritos el 17 de setiembre de 2025, a través del cual adjuntó las declaraciones mensuales (PDT-IGV Renta mensual) del Impuesto General a las Ventas (IGV) e Impuesto a la Renta (IR) completas del ejercicio correspondiente al año 2024, cuya confidencialidad será evaluada.</w:t>
       </w:r>
       <w:proofErr w:type="spellEnd"/>
       <w:r>
@@ -1122,56 +1122,56 @@
           <w:rFonts w:ascii="Arial Narrow" w:hAnsi="Arial Narrow"/>
           <w:color w:val="auto"/>
         </w:rPr>
-        <w:t xml:space="preserve"> </w:t>
-      </w:r>
-      <w:r>
-        <w:rPr>
-          <w:rFonts w:ascii="Arial Narrow" w:hAnsi="Arial Narrow"/>
-          <w:color w:val="auto"/>
-        </w:rPr>
-        <w:t>presentó un escrito</w:t>
-      </w:r>
-      <w:r>
-        <w:rPr>
-          <w:rFonts w:ascii="Arial Narrow" w:hAnsi="Arial Narrow"/>
-          <w:color w:val="auto"/>
-        </w:rPr>
-        <w:t xml:space="preserve"> el </w:t>
-      </w:r>
-      <w:r>
-        <w:rPr>
-          <w:rFonts w:ascii="Arial Narrow" w:hAnsi="Arial Narrow"/>
-          <w:color w:val="auto"/>
-        </w:rPr>
-        <w:t xml:space="preserve">11 de </w:t>
-      </w:r>
-      <w:r>
-        <w:rPr>
-          <w:rFonts w:ascii="Arial Narrow" w:hAnsi="Arial Narrow"/>
-          <w:color w:val="auto"/>
-        </w:rPr>
-        <w:t>setiembre</w:t>
-      </w:r>
-      <w:r>
-        <w:rPr>
-          <w:rFonts w:ascii="Arial Narrow" w:hAnsi="Arial Narrow"/>
-          <w:color w:val="auto"/>
-        </w:rPr>
-        <w:t xml:space="preserve"> de 2025</w:t>
-      </w:r>
-      <w:r>
-        <w:rPr>
-          <w:rFonts w:ascii="Arial Narrow" w:hAnsi="Arial Narrow"/>
-          <w:color w:val="auto"/>
-        </w:rPr>
-        <w:t xml:space="preserve"> y dos escritos el 17 de </w:t>
-      </w:r>
-      <w:r>
-        <w:rPr>
-          <w:rFonts w:ascii="Arial Narrow" w:hAnsi="Arial Narrow"/>
-          <w:color w:val="auto"/>
-        </w:rPr>
-        <w:t>setiembre</w:t>
+        <w:t xml:space="preserve"/>
+      </w:r>
+      <w:r>
+        <w:rPr>
+          <w:rFonts w:ascii="Arial Narrow" w:hAnsi="Arial Narrow"/>
+          <w:color w:val="auto"/>
+        </w:rPr>
+        <w:t/>
+      </w:r>
+      <w:r>
+        <w:rPr>
+          <w:rFonts w:ascii="Arial Narrow" w:hAnsi="Arial Narrow"/>
+          <w:color w:val="auto"/>
+        </w:rPr>
+        <w:t xml:space="preserve"/>
+      </w:r>
+      <w:r>
+        <w:rPr>
+          <w:rFonts w:ascii="Arial Narrow" w:hAnsi="Arial Narrow"/>
+          <w:color w:val="auto"/>
+        </w:rPr>
+        <w:t xml:space="preserve"/>
+      </w:r>
+      <w:r>
+        <w:rPr>
+          <w:rFonts w:ascii="Arial Narrow" w:hAnsi="Arial Narrow"/>
+          <w:color w:val="auto"/>
+        </w:rPr>
+        <w:t/>
+      </w:r>
+      <w:r>
+        <w:rPr>
+          <w:rFonts w:ascii="Arial Narrow" w:hAnsi="Arial Narrow"/>
+          <w:color w:val="auto"/>
+        </w:rPr>
+        <w:t xml:space="preserve"/>
+      </w:r>
+      <w:r>
+        <w:rPr>
+          <w:rFonts w:ascii="Arial Narrow" w:hAnsi="Arial Narrow"/>
+          <w:color w:val="auto"/>
+        </w:rPr>
+        <w:t xml:space="preserve"/>
+      </w:r>
+      <w:r>
+        <w:rPr>
+          <w:rFonts w:ascii="Arial Narrow" w:hAnsi="Arial Narrow"/>
+          <w:color w:val="auto"/>
+        </w:rPr>
+        <w:t/>
       </w:r>
       <w:bookmarkEnd w:id="2"/>
       <w:r>
@@ -1179,41 +1179,41 @@
           <w:rFonts w:ascii="Arial Narrow" w:hAnsi="Arial Narrow"/>
           <w:color w:val="auto"/>
         </w:rPr>
-        <w:t xml:space="preserve"> de 2025</w:t>
-      </w:r>
-      <w:r>
-        <w:rPr>
-          <w:rFonts w:ascii="Arial Narrow" w:hAnsi="Arial Narrow"/>
-          <w:color w:val="auto"/>
-        </w:rPr>
-        <w:t>,</w:t>
-      </w:r>
-      <w:r>
-        <w:rPr>
-          <w:rFonts w:ascii="Arial Narrow" w:hAnsi="Arial Narrow"/>
-          <w:color w:val="auto"/>
-        </w:rPr>
-        <w:t xml:space="preserve"> a través del cual adjuntó las declaraciones mensuales (PDT-IGV Renta mensual) del Impuesto General a las Ventas (IGV) e Impuesto a la Renta (IR) completas del ejercicio correspondiente al año </w:t>
-      </w:r>
-      <w:r>
-        <w:rPr>
-          <w:rFonts w:ascii="Arial Narrow" w:hAnsi="Arial Narrow"/>
-          <w:color w:val="auto"/>
-        </w:rPr>
-        <w:t>2024</w:t>
-      </w:r>
-      <w:r>
-        <w:rPr>
-          <w:rFonts w:ascii="Arial Narrow" w:hAnsi="Arial Narrow"/>
-          <w:color w:val="auto"/>
-        </w:rPr>
-        <w:t xml:space="preserve">, </w:t>
-      </w:r>
-      <w:r>
-        <w:rPr>
-          <w:rFonts w:ascii="Arial Narrow" w:hAnsi="Arial Narrow"/>
-        </w:rPr>
-        <w:t>cuya confidencialidad será evaluada.</w:t>
+        <w:t xml:space="preserve"/>
+      </w:r>
+      <w:r>
+        <w:rPr>
+          <w:rFonts w:ascii="Arial Narrow" w:hAnsi="Arial Narrow"/>
+          <w:color w:val="auto"/>
+        </w:rPr>
+        <w:t/>
+      </w:r>
+      <w:r>
+        <w:rPr>
+          <w:rFonts w:ascii="Arial Narrow" w:hAnsi="Arial Narrow"/>
+          <w:color w:val="auto"/>
+        </w:rPr>
+        <w:t xml:space="preserve"/>
+      </w:r>
+      <w:r>
+        <w:rPr>
+          <w:rFonts w:ascii="Arial Narrow" w:hAnsi="Arial Narrow"/>
+          <w:color w:val="auto"/>
+        </w:rPr>
+        <w:t/>
+      </w:r>
+      <w:r>
+        <w:rPr>
+          <w:rFonts w:ascii="Arial Narrow" w:hAnsi="Arial Narrow"/>
+          <w:color w:val="auto"/>
+        </w:rPr>
+        <w:t xml:space="preserve"/>
+      </w:r>
+      <w:r>
+        <w:rPr>
+          <w:rFonts w:ascii="Arial Narrow" w:hAnsi="Arial Narrow"/>
+        </w:rPr>
+        <w:t/>
       </w:r>
     </w:p>
     <w:p>
@@ -1249,19 +1249,19 @@
         <w:rPr>
           <w:rFonts w:ascii="Arial Narrow" w:hAnsi="Arial Narrow"/>
         </w:rPr>
-        <w:t>E</w:t>
-      </w:r>
-      <w:r>
-        <w:rPr>
-          <w:rFonts w:ascii="Arial Narrow" w:hAnsi="Arial Narrow"/>
-        </w:rPr>
-        <w:t xml:space="preserve">l 19 de julio de 2023, </w:t>
-      </w:r>
-      <w:r>
-        <w:rPr>
-          <w:rFonts w:ascii="Arial Narrow" w:hAnsi="Arial Narrow"/>
-        </w:rPr>
-        <w:t xml:space="preserve">el Pleno de la Comisión de Protección al Consumidor </w:t>
+        <w:t xml:space="preserve">El 19 de julio de 2023, el Pleno de la Comisión de Protección al Consumidor  1 (en adelante, Comisión) acordó delegar a la Secretaría Técnica de la Comisión de Protección al Consumidor 1 (en adelante, la Secretaría Técnica) la facultad de calificar y declarar la confidencialidad de la información solicitada a pedido de parte o de oficio, en el marco de la tramitación de los procedimientos de protección al consumidor, en primera y segunda instancia administrativa. En ese sentido, corresponde emitir un pronunciamiento respecto a la confidencialidad de la documentación presentada por [APELLIDO]. </w:t>
+      </w:r>
+      <w:r>
+        <w:rPr>
+          <w:rFonts w:ascii="Arial Narrow" w:hAnsi="Arial Narrow"/>
+        </w:rPr>
+        <w:t xml:space="preserve"/>
+      </w:r>
+      <w:r>
+        <w:rPr>
+          <w:rFonts w:ascii="Arial Narrow" w:hAnsi="Arial Narrow"/>
+        </w:rPr>
+        <w:t xml:space="preserve"/>
       </w:r>
       <w:proofErr w:type="spellStart"/>
       <w:r>
@@ -1275,115 +1275,115 @@
         <w:rPr>
           <w:rFonts w:ascii="Arial Narrow" w:hAnsi="Arial Narrow"/>
         </w:rPr>
-        <w:t xml:space="preserve"> 1 (en adelante, Comisión) </w:t>
-      </w:r>
-      <w:r>
-        <w:rPr>
-          <w:rFonts w:ascii="Arial Narrow" w:hAnsi="Arial Narrow"/>
-        </w:rPr>
-        <w:t>acordó delegar</w:t>
-      </w:r>
-      <w:r>
-        <w:rPr>
-          <w:rFonts w:ascii="Arial Narrow" w:hAnsi="Arial Narrow"/>
-        </w:rPr>
-        <w:t xml:space="preserve"> a la Secretaría Técnica </w:t>
-      </w:r>
-      <w:r>
-        <w:rPr>
-          <w:rFonts w:ascii="Arial Narrow" w:hAnsi="Arial Narrow"/>
-        </w:rPr>
-        <w:t xml:space="preserve">de la Comisión </w:t>
-      </w:r>
-      <w:r>
-        <w:rPr>
-          <w:rFonts w:ascii="Arial Narrow" w:hAnsi="Arial Narrow"/>
-        </w:rPr>
-        <w:t>de Protección al Consumidor 1 (en adelante, la Secretaría Técnica</w:t>
-      </w:r>
-      <w:r>
-        <w:rPr>
-          <w:rFonts w:ascii="Arial Narrow" w:hAnsi="Arial Narrow"/>
-        </w:rPr>
-        <w:t xml:space="preserve">) </w:t>
-      </w:r>
-      <w:r>
-        <w:rPr>
-          <w:rFonts w:ascii="Arial Narrow" w:hAnsi="Arial Narrow"/>
-        </w:rPr>
-        <w:t>la facultad</w:t>
-      </w:r>
-      <w:r>
-        <w:rPr>
-          <w:rFonts w:ascii="Arial Narrow" w:hAnsi="Arial Narrow"/>
-        </w:rPr>
-        <w:t xml:space="preserve"> de</w:t>
-      </w:r>
-      <w:r>
-        <w:rPr>
-          <w:rFonts w:ascii="Arial Narrow" w:hAnsi="Arial Narrow"/>
-        </w:rPr>
-        <w:t xml:space="preserve"> </w:t>
-      </w:r>
-      <w:r>
-        <w:rPr>
-          <w:rFonts w:ascii="Arial Narrow" w:hAnsi="Arial Narrow"/>
-        </w:rPr>
-        <w:t xml:space="preserve">calificar y declarar la confidencialidad de la información solicitada </w:t>
-      </w:r>
-      <w:r>
-        <w:rPr>
-          <w:rFonts w:ascii="Arial Narrow" w:hAnsi="Arial Narrow"/>
-        </w:rPr>
-        <w:t>a</w:t>
-      </w:r>
-      <w:r>
-        <w:rPr>
-          <w:rFonts w:ascii="Arial Narrow" w:hAnsi="Arial Narrow"/>
-        </w:rPr>
-        <w:t xml:space="preserve"> pedido de parte o de oficio</w:t>
+        <w:t xml:space="preserve"/>
+      </w:r>
+      <w:r>
+        <w:rPr>
+          <w:rFonts w:ascii="Arial Narrow" w:hAnsi="Arial Narrow"/>
+        </w:rPr>
+        <w:t/>
+      </w:r>
+      <w:r>
+        <w:rPr>
+          <w:rFonts w:ascii="Arial Narrow" w:hAnsi="Arial Narrow"/>
+        </w:rPr>
+        <w:t xml:space="preserve"/>
+      </w:r>
+      <w:r>
+        <w:rPr>
+          <w:rFonts w:ascii="Arial Narrow" w:hAnsi="Arial Narrow"/>
+        </w:rPr>
+        <w:t xml:space="preserve"/>
+      </w:r>
+      <w:r>
+        <w:rPr>
+          <w:rFonts w:ascii="Arial Narrow" w:hAnsi="Arial Narrow"/>
+        </w:rPr>
+        <w:t/>
+      </w:r>
+      <w:r>
+        <w:rPr>
+          <w:rFonts w:ascii="Arial Narrow" w:hAnsi="Arial Narrow"/>
+        </w:rPr>
+        <w:t xml:space="preserve"/>
+      </w:r>
+      <w:r>
+        <w:rPr>
+          <w:rFonts w:ascii="Arial Narrow" w:hAnsi="Arial Narrow"/>
+        </w:rPr>
+        <w:t/>
+      </w:r>
+      <w:r>
+        <w:rPr>
+          <w:rFonts w:ascii="Arial Narrow" w:hAnsi="Arial Narrow"/>
+        </w:rPr>
+        <w:t xml:space="preserve"/>
+      </w:r>
+      <w:r>
+        <w:rPr>
+          <w:rFonts w:ascii="Arial Narrow" w:hAnsi="Arial Narrow"/>
+        </w:rPr>
+        <w:t xml:space="preserve"/>
+      </w:r>
+      <w:r>
+        <w:rPr>
+          <w:rFonts w:ascii="Arial Narrow" w:hAnsi="Arial Narrow"/>
+        </w:rPr>
+        <w:t xml:space="preserve"/>
+      </w:r>
+      <w:r>
+        <w:rPr>
+          <w:rFonts w:ascii="Arial Narrow" w:hAnsi="Arial Narrow"/>
+        </w:rPr>
+        <w:t/>
+      </w:r>
+      <w:r>
+        <w:rPr>
+          <w:rFonts w:ascii="Arial Narrow" w:hAnsi="Arial Narrow"/>
+        </w:rPr>
+        <w:t xml:space="preserve"/>
       </w:r>
       <w:r>
         <w:rPr>
           <w:rFonts w:ascii="Arial Narrow" w:hAnsi="Arial Narrow"/>
           <w:lang w:val="es-ES" w:eastAsia="es-ES"/>
         </w:rPr>
-        <w:t>, en el marco de la tramitación de los procedimientos de protección al consumidor, en primera y segunda instancia</w:t>
+        <w:t/>
       </w:r>
       <w:r>
         <w:rPr>
           <w:rFonts w:ascii="Arial Narrow" w:hAnsi="Arial Narrow"/>
           <w:lang w:val="es-ES" w:eastAsia="es-ES"/>
         </w:rPr>
-        <w:t xml:space="preserve"> administrativa</w:t>
+        <w:t xml:space="preserve"/>
       </w:r>
       <w:r>
         <w:rPr>
           <w:rFonts w:ascii="Arial Narrow" w:hAnsi="Arial Narrow"/>
           <w:lang w:val="es-ES" w:eastAsia="es-ES"/>
         </w:rPr>
-        <w:t xml:space="preserve">. En ese sentido, </w:t>
+        <w:t xml:space="preserve"/>
       </w:r>
       <w:r>
         <w:rPr>
           <w:rFonts w:ascii="Arial Narrow" w:hAnsi="Arial Narrow"/>
           <w:lang w:val="es-ES" w:eastAsia="es-ES"/>
         </w:rPr>
-        <w:t xml:space="preserve">corresponde emitir un pronunciamiento </w:t>
+        <w:t xml:space="preserve"/>
       </w:r>
       <w:r>
         <w:rPr>
           <w:rFonts w:ascii="Arial Narrow" w:hAnsi="Arial Narrow"/>
           <w:lang w:val="es-ES" w:eastAsia="es-ES"/>
         </w:rPr>
-        <w:t>respecto a la confidencialidad de la documentación presentada por</w:t>
+        <w:t/>
       </w:r>
       <w:r>
         <w:rPr>
           <w:rFonts w:ascii="Arial Narrow" w:hAnsi="Arial Narrow"/>
           <w:lang w:val="es-ES" w:eastAsia="es-ES"/>
         </w:rPr>
-        <w:t xml:space="preserve"> </w:t>
+        <w:t xml:space="preserve"/>
       </w:r>
       <w:proofErr w:type="spellStart"/>
       <w:r>
@@ -1391,7 +1391,7 @@
           <w:rFonts w:ascii="Arial Narrow" w:hAnsi="Arial Narrow"/>
           <w:color w:val="auto"/>
         </w:rPr>
-        <w:t>Masimaginaria</w:t>
+        <w:t/>
       </w:r>
       <w:proofErr w:type="spellEnd"/>
       <w:r>
@@ -1399,7 +1399,7 @@
           <w:rFonts w:ascii="Arial Narrow" w:hAnsi="Arial Narrow"/>
           <w:color w:val="auto"/>
         </w:rPr>
-        <w:t xml:space="preserve">. </w:t>
+        <w:t xml:space="preserve"/>
       </w:r>
     </w:p>
     <w:p>
@@ -1976,134 +1976,134 @@
         <w:rPr>
           <w:rFonts w:ascii="Arial Narrow" w:hAnsi="Arial Narrow"/>
         </w:rPr>
-        <w:t>Masimaginaria</w:t>
+        <w:t xml:space="preserve">[APELLIDO] presentó un escrito el 11 de setiembre de 2025 y dos (2) escritos el 17 de setiembre de 2025, mediante el cual presentó las declaraciones mensuales (PDT-IGV Renta mensual) del Impuesto General a las Ventas (IGV) e Impuesto a la Renta (IR) completas del ejercicio correspondiente al año 2024, el cual contiene información correspondiente a PDT-IGV Renta mensual, IGV, e IR; por lo que corresponde que la Secretaría Técnica -por delegación de facultades- evalúe su confidencialidad.</w:t>
       </w:r>
       <w:proofErr w:type="spellEnd"/>
       <w:r>
         <w:rPr>
           <w:rFonts w:ascii="Arial Narrow" w:hAnsi="Arial Narrow"/>
         </w:rPr>
-        <w:t xml:space="preserve"> presentó un escrito el 11 de </w:t>
-      </w:r>
-      <w:r>
-        <w:rPr>
-          <w:rFonts w:ascii="Arial Narrow" w:hAnsi="Arial Narrow"/>
-        </w:rPr>
-        <w:t>setiembre</w:t>
-      </w:r>
-      <w:r>
-        <w:rPr>
-          <w:rFonts w:ascii="Arial Narrow" w:hAnsi="Arial Narrow"/>
-        </w:rPr>
-        <w:t xml:space="preserve"> de 2025 y dos </w:t>
-      </w:r>
-      <w:r>
-        <w:rPr>
-          <w:rFonts w:ascii="Arial Narrow" w:hAnsi="Arial Narrow"/>
-        </w:rPr>
-        <w:t xml:space="preserve">(2) </w:t>
-      </w:r>
-      <w:r>
-        <w:rPr>
-          <w:rFonts w:ascii="Arial Narrow" w:hAnsi="Arial Narrow"/>
-        </w:rPr>
-        <w:t xml:space="preserve">escritos el 17 de </w:t>
-      </w:r>
-      <w:r>
-        <w:rPr>
-          <w:rFonts w:ascii="Arial Narrow" w:hAnsi="Arial Narrow"/>
-        </w:rPr>
-        <w:t>setiembre</w:t>
-      </w:r>
-      <w:r>
-        <w:rPr>
-          <w:rFonts w:ascii="Arial Narrow" w:hAnsi="Arial Narrow"/>
-        </w:rPr>
-        <w:t xml:space="preserve"> de 2025, mediante el cual</w:t>
-      </w:r>
-      <w:r>
-        <w:rPr>
-          <w:rFonts w:ascii="Arial Narrow" w:hAnsi="Arial Narrow"/>
-        </w:rPr>
-        <w:t xml:space="preserve"> </w:t>
-      </w:r>
-      <w:r>
-        <w:rPr>
-          <w:rFonts w:ascii="Arial Narrow" w:hAnsi="Arial Narrow"/>
-        </w:rPr>
-        <w:t>presentó</w:t>
-      </w:r>
-      <w:r>
-        <w:rPr>
-          <w:rFonts w:ascii="Arial Narrow" w:hAnsi="Arial Narrow"/>
-        </w:rPr>
-        <w:t xml:space="preserve"> las declaraciones mensuales (PDT-IGV Renta mensual) del Impuesto General a las Ventas (IGV) e Impuesto a la Renta (IR) completas del ejercicio correspondiente al </w:t>
-      </w:r>
-      <w:r>
-        <w:rPr>
-          <w:rFonts w:ascii="Arial Narrow" w:hAnsi="Arial Narrow"/>
-        </w:rPr>
-        <w:t xml:space="preserve">año </w:t>
-      </w:r>
-      <w:r>
-        <w:rPr>
-          <w:rFonts w:ascii="Arial Narrow" w:hAnsi="Arial Narrow"/>
-        </w:rPr>
-        <w:t>2024</w:t>
-      </w:r>
-      <w:r>
-        <w:rPr>
-          <w:rFonts w:ascii="Arial Narrow" w:hAnsi="Arial Narrow"/>
-        </w:rPr>
-        <w:t>,</w:t>
-      </w:r>
-      <w:r>
-        <w:rPr>
-          <w:rFonts w:ascii="Arial Narrow" w:hAnsi="Arial Narrow"/>
-        </w:rPr>
-        <w:t xml:space="preserve"> el cual contiene información correspondiente</w:t>
-      </w:r>
-      <w:r>
-        <w:rPr>
-          <w:rFonts w:ascii="Arial Narrow" w:hAnsi="Arial Narrow"/>
-        </w:rPr>
-        <w:t xml:space="preserve"> a</w:t>
-      </w:r>
-      <w:r>
-        <w:rPr>
-          <w:rFonts w:ascii="Arial Narrow" w:hAnsi="Arial Narrow"/>
-        </w:rPr>
-        <w:t xml:space="preserve"> PDT-IGV Renta mensual, IGV, e IR</w:t>
-      </w:r>
-      <w:r>
-        <w:rPr>
-          <w:rFonts w:ascii="Arial Narrow" w:hAnsi="Arial Narrow"/>
-        </w:rPr>
-        <w:t>;</w:t>
-      </w:r>
-      <w:r>
-        <w:rPr>
-          <w:rFonts w:ascii="Arial Narrow" w:hAnsi="Arial Narrow"/>
-        </w:rPr>
-        <w:t xml:space="preserve"> por lo que corresponde</w:t>
-      </w:r>
-      <w:r>
-        <w:rPr>
-          <w:rFonts w:ascii="Arial Narrow" w:hAnsi="Arial Narrow"/>
-        </w:rPr>
-        <w:t xml:space="preserve"> que la Secretaría Técnica -por delegación de facultades</w:t>
-      </w:r>
-      <w:r>
-        <w:rPr>
-          <w:rFonts w:ascii="Arial Narrow" w:hAnsi="Arial Narrow"/>
-        </w:rPr>
-        <w:t>- evalúe</w:t>
-      </w:r>
-      <w:r>
-        <w:rPr>
-          <w:rFonts w:ascii="Arial Narrow" w:hAnsi="Arial Narrow"/>
-        </w:rPr>
-        <w:t xml:space="preserve"> su confidencialidad.</w:t>
+        <w:t xml:space="preserve"/>
+      </w:r>
+      <w:r>
+        <w:rPr>
+          <w:rFonts w:ascii="Arial Narrow" w:hAnsi="Arial Narrow"/>
+        </w:rPr>
+        <w:t/>
+      </w:r>
+      <w:r>
+        <w:rPr>
+          <w:rFonts w:ascii="Arial Narrow" w:hAnsi="Arial Narrow"/>
+        </w:rPr>
+        <w:t xml:space="preserve"/>
+      </w:r>
+      <w:r>
+        <w:rPr>
+          <w:rFonts w:ascii="Arial Narrow" w:hAnsi="Arial Narrow"/>
+        </w:rPr>
+        <w:t xml:space="preserve"/>
+      </w:r>
+      <w:r>
+        <w:rPr>
+          <w:rFonts w:ascii="Arial Narrow" w:hAnsi="Arial Narrow"/>
+        </w:rPr>
+        <w:t xml:space="preserve"/>
+      </w:r>
+      <w:r>
+        <w:rPr>
+          <w:rFonts w:ascii="Arial Narrow" w:hAnsi="Arial Narrow"/>
+        </w:rPr>
+        <w:t/>
+      </w:r>
+      <w:r>
+        <w:rPr>
+          <w:rFonts w:ascii="Arial Narrow" w:hAnsi="Arial Narrow"/>
+        </w:rPr>
+        <w:t xml:space="preserve"/>
+      </w:r>
+      <w:r>
+        <w:rPr>
+          <w:rFonts w:ascii="Arial Narrow" w:hAnsi="Arial Narrow"/>
+        </w:rPr>
+        <w:t xml:space="preserve"/>
+      </w:r>
+      <w:r>
+        <w:rPr>
+          <w:rFonts w:ascii="Arial Narrow" w:hAnsi="Arial Narrow"/>
+        </w:rPr>
+        <w:t/>
+      </w:r>
+      <w:r>
+        <w:rPr>
+          <w:rFonts w:ascii="Arial Narrow" w:hAnsi="Arial Narrow"/>
+        </w:rPr>
+        <w:t xml:space="preserve"/>
+      </w:r>
+      <w:r>
+        <w:rPr>
+          <w:rFonts w:ascii="Arial Narrow" w:hAnsi="Arial Narrow"/>
+        </w:rPr>
+        <w:t xml:space="preserve"/>
+      </w:r>
+      <w:r>
+        <w:rPr>
+          <w:rFonts w:ascii="Arial Narrow" w:hAnsi="Arial Narrow"/>
+        </w:rPr>
+        <w:t/>
+      </w:r>
+      <w:r>
+        <w:rPr>
+          <w:rFonts w:ascii="Arial Narrow" w:hAnsi="Arial Narrow"/>
+        </w:rPr>
+        <w:t/>
+      </w:r>
+      <w:r>
+        <w:rPr>
+          <w:rFonts w:ascii="Arial Narrow" w:hAnsi="Arial Narrow"/>
+        </w:rPr>
+        <w:t xml:space="preserve"/>
+      </w:r>
+      <w:r>
+        <w:rPr>
+          <w:rFonts w:ascii="Arial Narrow" w:hAnsi="Arial Narrow"/>
+        </w:rPr>
+        <w:t xml:space="preserve"/>
+      </w:r>
+      <w:r>
+        <w:rPr>
+          <w:rFonts w:ascii="Arial Narrow" w:hAnsi="Arial Narrow"/>
+        </w:rPr>
+        <w:t xml:space="preserve"/>
+      </w:r>
+      <w:r>
+        <w:rPr>
+          <w:rFonts w:ascii="Arial Narrow" w:hAnsi="Arial Narrow"/>
+        </w:rPr>
+        <w:t/>
+      </w:r>
+      <w:r>
+        <w:rPr>
+          <w:rFonts w:ascii="Arial Narrow" w:hAnsi="Arial Narrow"/>
+        </w:rPr>
+        <w:t xml:space="preserve"/>
+      </w:r>
+      <w:r>
+        <w:rPr>
+          <w:rFonts w:ascii="Arial Narrow" w:hAnsi="Arial Narrow"/>
+        </w:rPr>
+        <w:t xml:space="preserve"/>
+      </w:r>
+      <w:r>
+        <w:rPr>
+          <w:rFonts w:ascii="Arial Narrow" w:hAnsi="Arial Narrow"/>
+        </w:rPr>
+        <w:t/>
+      </w:r>
+      <w:r>
+        <w:rPr>
+          <w:rFonts w:ascii="Arial Narrow" w:hAnsi="Arial Narrow"/>
+        </w:rPr>
+        <w:t xml:space="preserve"/>
       </w:r>
     </w:p>
     <w:p>
@@ -2222,14 +2222,14 @@
           <w:rStyle w:val="normaltextrun"/>
           <w:rFonts w:ascii="Arial Narrow" w:hAnsi="Arial Narrow"/>
         </w:rPr>
-        <w:t>En el presente caso,</w:t>
+        <w:t xml:space="preserve">En el presente caso, [APELLIDO] adjuntó a su escrito del 11 de setiembre de 2025 y a los dos escritos del 17 de setiembre de 2025, la copia de la constancia de presentación del PDT correspondiente a la Declaración Jurada de Pago Mensual del Impuesto a la Renta de Tercera Categoría; así como, el PDT-IGV-Renta Mensual del ejercicio 2024.</w:t>
       </w:r>
       <w:r>
         <w:rPr>
           <w:rStyle w:val="normaltextrun"/>
           <w:rFonts w:ascii="Arial Narrow" w:hAnsi="Arial Narrow"/>
         </w:rPr>
-        <w:t xml:space="preserve"> </w:t>
+        <w:t xml:space="preserve"/>
       </w:r>
       <w:proofErr w:type="spellStart"/>
       <w:r>
@@ -2237,7 +2237,7 @@
           <w:rFonts w:ascii="Arial Narrow" w:hAnsi="Arial Narrow"/>
           <w:color w:val="auto"/>
         </w:rPr>
-        <w:t>Masimaginaria</w:t>
+        <w:t/>
       </w:r>
       <w:proofErr w:type="spellEnd"/>
       <w:r>
@@ -2245,63 +2245,63 @@
           <w:rFonts w:ascii="Arial Narrow" w:hAnsi="Arial Narrow"/>
           <w:color w:val="auto"/>
         </w:rPr>
-        <w:t xml:space="preserve"> </w:t>
-      </w:r>
-      <w:r>
-        <w:rPr>
-          <w:rFonts w:ascii="Arial Narrow" w:hAnsi="Arial Narrow"/>
-          <w:color w:val="auto"/>
-        </w:rPr>
-        <w:t>adjuntó a su</w:t>
-      </w:r>
-      <w:r>
-        <w:rPr>
-          <w:rFonts w:ascii="Arial Narrow" w:hAnsi="Arial Narrow"/>
-          <w:color w:val="auto"/>
-        </w:rPr>
-        <w:t xml:space="preserve"> escrito </w:t>
-      </w:r>
-      <w:r>
-        <w:rPr>
-          <w:rFonts w:ascii="Arial Narrow" w:hAnsi="Arial Narrow"/>
-          <w:color w:val="auto"/>
-        </w:rPr>
-        <w:t>d</w:t>
-      </w:r>
-      <w:r>
-        <w:rPr>
-          <w:rFonts w:ascii="Arial Narrow" w:hAnsi="Arial Narrow"/>
-          <w:color w:val="auto"/>
-        </w:rPr>
-        <w:t xml:space="preserve">el 11 de </w:t>
-      </w:r>
-      <w:r>
-        <w:rPr>
-          <w:rFonts w:ascii="Arial Narrow" w:hAnsi="Arial Narrow"/>
-          <w:color w:val="auto"/>
-        </w:rPr>
-        <w:t>setiembre</w:t>
-      </w:r>
-      <w:r>
-        <w:rPr>
-          <w:rFonts w:ascii="Arial Narrow" w:hAnsi="Arial Narrow"/>
-          <w:color w:val="auto"/>
-        </w:rPr>
-        <w:t xml:space="preserve"> de 2025 y </w:t>
-      </w:r>
-      <w:r>
-        <w:rPr>
-          <w:rFonts w:ascii="Arial Narrow" w:hAnsi="Arial Narrow"/>
-          <w:color w:val="auto"/>
-        </w:rPr>
-        <w:t>a los dos</w:t>
-      </w:r>
-      <w:r>
-        <w:rPr>
-          <w:rFonts w:ascii="Arial Narrow" w:hAnsi="Arial Narrow"/>
-          <w:color w:val="auto"/>
-        </w:rPr>
-        <w:t xml:space="preserve"> escritos </w:t>
+        <w:t xml:space="preserve"/>
+      </w:r>
+      <w:r>
+        <w:rPr>
+          <w:rFonts w:ascii="Arial Narrow" w:hAnsi="Arial Narrow"/>
+          <w:color w:val="auto"/>
+        </w:rPr>
+        <w:t/>
+      </w:r>
+      <w:r>
+        <w:rPr>
+          <w:rFonts w:ascii="Arial Narrow" w:hAnsi="Arial Narrow"/>
+          <w:color w:val="auto"/>
+        </w:rPr>
+        <w:t xml:space="preserve"/>
+      </w:r>
+      <w:r>
+        <w:rPr>
+          <w:rFonts w:ascii="Arial Narrow" w:hAnsi="Arial Narrow"/>
+          <w:color w:val="auto"/>
+        </w:rPr>
+        <w:t/>
+      </w:r>
+      <w:r>
+        <w:rPr>
+          <w:rFonts w:ascii="Arial Narrow" w:hAnsi="Arial Narrow"/>
+          <w:color w:val="auto"/>
+        </w:rPr>
+        <w:t xml:space="preserve"/>
+      </w:r>
+      <w:r>
+        <w:rPr>
+          <w:rFonts w:ascii="Arial Narrow" w:hAnsi="Arial Narrow"/>
+          <w:color w:val="auto"/>
+        </w:rPr>
+        <w:t/>
+      </w:r>
+      <w:r>
+        <w:rPr>
+          <w:rFonts w:ascii="Arial Narrow" w:hAnsi="Arial Narrow"/>
+          <w:color w:val="auto"/>
+        </w:rPr>
+        <w:t xml:space="preserve"/>
+      </w:r>
+      <w:r>
+        <w:rPr>
+          <w:rFonts w:ascii="Arial Narrow" w:hAnsi="Arial Narrow"/>
+          <w:color w:val="auto"/>
+        </w:rPr>
+        <w:t/>
+      </w:r>
+      <w:r>
+        <w:rPr>
+          <w:rFonts w:ascii="Arial Narrow" w:hAnsi="Arial Narrow"/>
+          <w:color w:val="auto"/>
+        </w:rPr>
+        <w:t xml:space="preserve"/>
       </w:r>
       <w:r>
         <w:rPr>
@@ -2309,56 +2309,56 @@
           <w:color w:val="auto"/>
         </w:rPr>
         <w:lastRenderedPageBreak/>
-        <w:t>d</w:t>
-      </w:r>
-      <w:r>
-        <w:rPr>
-          <w:rFonts w:ascii="Arial Narrow" w:hAnsi="Arial Narrow"/>
-          <w:color w:val="auto"/>
-        </w:rPr>
-        <w:t xml:space="preserve">el 17 de </w:t>
-      </w:r>
-      <w:r>
-        <w:rPr>
-          <w:rFonts w:ascii="Arial Narrow" w:hAnsi="Arial Narrow"/>
-          <w:color w:val="auto"/>
-        </w:rPr>
-        <w:t>setiembre</w:t>
-      </w:r>
-      <w:r>
-        <w:rPr>
-          <w:rFonts w:ascii="Arial Narrow" w:hAnsi="Arial Narrow"/>
-          <w:color w:val="auto"/>
-        </w:rPr>
-        <w:t xml:space="preserve"> de 2025</w:t>
+        <w:t/>
+      </w:r>
+      <w:r>
+        <w:rPr>
+          <w:rFonts w:ascii="Arial Narrow" w:hAnsi="Arial Narrow"/>
+          <w:color w:val="auto"/>
+        </w:rPr>
+        <w:t xml:space="preserve"/>
+      </w:r>
+      <w:r>
+        <w:rPr>
+          <w:rFonts w:ascii="Arial Narrow" w:hAnsi="Arial Narrow"/>
+          <w:color w:val="auto"/>
+        </w:rPr>
+        <w:t/>
+      </w:r>
+      <w:r>
+        <w:rPr>
+          <w:rFonts w:ascii="Arial Narrow" w:hAnsi="Arial Narrow"/>
+          <w:color w:val="auto"/>
+        </w:rPr>
+        <w:t xml:space="preserve"/>
       </w:r>
       <w:r>
         <w:rPr>
           <w:rStyle w:val="normaltextrun"/>
           <w:rFonts w:ascii="Arial Narrow" w:hAnsi="Arial Narrow"/>
         </w:rPr>
-        <w:t xml:space="preserve">, la copia de la constancia de presentación del PDT correspondiente a la Declaración Jurada de Pago Mensual del Impuesto a la Renta de Tercera Categoría; así como, el PDT-IGV-Renta Mensual del </w:t>
+        <w:t xml:space="preserve"/>
       </w:r>
       <w:r>
         <w:rPr>
           <w:rStyle w:val="normaltextrun"/>
           <w:rFonts w:ascii="Arial Narrow" w:hAnsi="Arial Narrow"/>
         </w:rPr>
-        <w:t xml:space="preserve">ejercicio </w:t>
+        <w:t xml:space="preserve"/>
       </w:r>
       <w:r>
         <w:rPr>
           <w:rStyle w:val="normaltextrun"/>
           <w:rFonts w:ascii="Arial Narrow" w:hAnsi="Arial Narrow"/>
         </w:rPr>
-        <w:t>2024</w:t>
+        <w:t/>
       </w:r>
       <w:r>
         <w:rPr>
           <w:rStyle w:val="normaltextrun"/>
           <w:rFonts w:ascii="Arial Narrow" w:hAnsi="Arial Narrow"/>
         </w:rPr>
-        <w:t>.</w:t>
+        <w:t/>
       </w:r>
     </w:p>
     <w:p>
@@ -2424,14 +2424,14 @@
           <w:rFonts w:ascii="Arial Narrow" w:hAnsi="Arial Narrow"/>
           <w:color w:val="auto"/>
         </w:rPr>
-        <w:t xml:space="preserve">En consecuencia, conforme a lo dispuesto en el artículo 85 del Código Tributario, la Secretaría Técnica considera que corresponde declarar la confidencialidad de la información contenida en las copias de las declaraciones juradas mensuales (PDT-IGV Renta </w:t>
-      </w:r>
-      <w:r>
-        <w:rPr>
-          <w:rFonts w:ascii="Arial Narrow" w:hAnsi="Arial Narrow"/>
-          <w:color w:val="auto"/>
-        </w:rPr>
-        <w:t xml:space="preserve">mensual) del Impuesto General a las Ventas (IGV) e Impuesto a la Renta (IR) correspondiente al periodo </w:t>
+        <w:t xml:space="preserve">En consecuencia, conforme a lo dispuesto en el artículo 85 del Código Tributario, la Secretaría Técnica considera que corresponde declarar la confidencialidad de la información contenida en las copias de las declaraciones juradas mensuales (PDT-IGV Renta mensual) del Impuesto General a las Ventas (IGV) e Impuesto a la Renta (IR) correspondiente al periodo 2024 [APELLIDO] que obra en: (i) el documento  2 denominado “20543171744 DJ2024.PDF”, el documento  4 denominado “PDT ENERO - ABRIL 2024.PDF”, el documento  5 denominado “PDT MAYO - JULIO 2024.PDF”; el documento  6 denominado “PDT 202408.PDF”; el documento  7 denominado “PDT 202409.PDF”; el documento  8 denominado “PDT 202410.PDF” y el documento  9 denominado “PDT 202411.PDF” de la pieza  4 presentados mediante escrito del 11 de setiembre de 2025 del expediente; y, (ii) el documento  2 denominado “PDT 202412.PDF” de la pieza  6 y el documento  2 denominado “PDT 202404.PDF” de la pieza  7 presentados mediante escrito del 17 de setiembre de 2025 del expediente, y, referidas a las declaraciones mensuales (PDT-IGV Renta mensual) del Impuesto General a las Ventas (IGV) e Impuesto a la Renta (IR) completas del ejercicio correspondiente al año 2024; precisándose que la confidencialidad declarada deberá mantenerse permanentemente.</w:t>
+      </w:r>
+      <w:r>
+        <w:rPr>
+          <w:rFonts w:ascii="Arial Narrow" w:hAnsi="Arial Narrow"/>
+          <w:color w:val="auto"/>
+        </w:rPr>
+        <w:t xml:space="preserve"/>
       </w:r>
       <w:r>
         <w:rPr>
@@ -2439,21 +2439,21 @@
           <w:color w:val="auto"/>
           <w:u w:val="single"/>
         </w:rPr>
-        <w:t>2024</w:t>
-      </w:r>
-      <w:r>
-        <w:rPr>
-          <w:rFonts w:ascii="Arial Narrow" w:hAnsi="Arial Narrow"/>
-          <w:color w:val="auto"/>
-        </w:rPr>
-        <w:t xml:space="preserve"> de</w:t>
-      </w:r>
-      <w:r>
-        <w:rPr>
-          <w:rFonts w:ascii="Arial Narrow" w:hAnsi="Arial Narrow"/>
-          <w:color w:val="auto"/>
-        </w:rPr>
-        <w:t xml:space="preserve"> </w:t>
+        <w:t/>
+      </w:r>
+      <w:r>
+        <w:rPr>
+          <w:rFonts w:ascii="Arial Narrow" w:hAnsi="Arial Narrow"/>
+          <w:color w:val="auto"/>
+        </w:rPr>
+        <w:t xml:space="preserve"/>
+      </w:r>
+      <w:r>
+        <w:rPr>
+          <w:rFonts w:ascii="Arial Narrow" w:hAnsi="Arial Narrow"/>
+          <w:color w:val="auto"/>
+        </w:rPr>
+        <w:t xml:space="preserve"/>
       </w:r>
       <w:proofErr w:type="spellStart"/>
       <w:r>
@@ -2461,7 +2461,7 @@
           <w:rFonts w:ascii="Arial Narrow" w:hAnsi="Arial Narrow"/>
           <w:color w:val="auto"/>
         </w:rPr>
-        <w:t>Masimaginaria</w:t>
+        <w:t/>
       </w:r>
       <w:proofErr w:type="spellEnd"/>
       <w:r>
@@ -2469,46 +2469,46 @@
           <w:rFonts w:ascii="Arial Narrow" w:eastAsia="Times New Roman" w:hAnsi="Arial Narrow"/>
           <w:color w:val="000000" w:themeColor="text1"/>
         </w:rPr>
-        <w:t xml:space="preserve"> </w:t>
+        <w:t xml:space="preserve"/>
       </w:r>
       <w:r>
         <w:rPr>
           <w:rFonts w:ascii="Arial Narrow" w:eastAsia="Times New Roman" w:hAnsi="Arial Narrow"/>
           <w:color w:val="000000" w:themeColor="text1"/>
         </w:rPr>
-        <w:t xml:space="preserve">que </w:t>
-      </w:r>
-      <w:r>
-        <w:rPr>
-          <w:rFonts w:ascii="Arial Narrow" w:hAnsi="Arial Narrow"/>
-        </w:rPr>
-        <w:t>obra</w:t>
-      </w:r>
-      <w:r>
-        <w:rPr>
-          <w:rFonts w:ascii="Arial Narrow" w:hAnsi="Arial Narrow"/>
-        </w:rPr>
-        <w:t xml:space="preserve"> en:</w:t>
-      </w:r>
-      <w:r>
-        <w:rPr>
-          <w:rFonts w:ascii="Arial Narrow" w:hAnsi="Arial Narrow"/>
-        </w:rPr>
-        <w:t xml:space="preserve"> </w:t>
-      </w:r>
-      <w:r>
-        <w:rPr>
-          <w:rFonts w:ascii="Arial Narrow" w:hAnsi="Arial Narrow"/>
-        </w:rPr>
-        <w:t xml:space="preserve">(i) el </w:t>
-      </w:r>
-      <w:r>
-        <w:rPr>
-          <w:rFonts w:ascii="Arial Narrow" w:hAnsi="Arial Narrow"/>
-          <w:b/>
-          <w:bCs/>
-        </w:rPr>
-        <w:t xml:space="preserve">documento </w:t>
+        <w:t xml:space="preserve"/>
+      </w:r>
+      <w:r>
+        <w:rPr>
+          <w:rFonts w:ascii="Arial Narrow" w:hAnsi="Arial Narrow"/>
+        </w:rPr>
+        <w:t/>
+      </w:r>
+      <w:r>
+        <w:rPr>
+          <w:rFonts w:ascii="Arial Narrow" w:hAnsi="Arial Narrow"/>
+        </w:rPr>
+        <w:t xml:space="preserve"/>
+      </w:r>
+      <w:r>
+        <w:rPr>
+          <w:rFonts w:ascii="Arial Narrow" w:hAnsi="Arial Narrow"/>
+        </w:rPr>
+        <w:t xml:space="preserve"/>
+      </w:r>
+      <w:r>
+        <w:rPr>
+          <w:rFonts w:ascii="Arial Narrow" w:hAnsi="Arial Narrow"/>
+        </w:rPr>
+        <w:t xml:space="preserve"/>
+      </w:r>
+      <w:r>
+        <w:rPr>
+          <w:rFonts w:ascii="Arial Narrow" w:hAnsi="Arial Narrow"/>
+          <w:b/>
+          <w:bCs/>
+        </w:rPr>
+        <w:t xml:space="preserve"/>
       </w:r>
       <w:proofErr w:type="spellStart"/>
       <w:r>
@@ -2526,27 +2526,27 @@
           <w:b/>
           <w:bCs/>
         </w:rPr>
-        <w:t xml:space="preserve"> 2 denominado “20543171744 DJ2024.PDF”</w:t>
-      </w:r>
-      <w:r>
-        <w:rPr>
-          <w:rFonts w:ascii="Arial Narrow" w:hAnsi="Arial Narrow"/>
-        </w:rPr>
-        <w:t>,</w:t>
-      </w:r>
-      <w:r>
-        <w:rPr>
-          <w:rFonts w:ascii="Arial Narrow" w:hAnsi="Arial Narrow"/>
-        </w:rPr>
-        <w:t xml:space="preserve"> el </w:t>
-      </w:r>
-      <w:r>
-        <w:rPr>
-          <w:rFonts w:ascii="Arial Narrow" w:hAnsi="Arial Narrow"/>
-          <w:b/>
-          <w:bCs/>
-        </w:rPr>
-        <w:t xml:space="preserve">documento </w:t>
+        <w:t xml:space="preserve"/>
+      </w:r>
+      <w:r>
+        <w:rPr>
+          <w:rFonts w:ascii="Arial Narrow" w:hAnsi="Arial Narrow"/>
+        </w:rPr>
+        <w:t/>
+      </w:r>
+      <w:r>
+        <w:rPr>
+          <w:rFonts w:ascii="Arial Narrow" w:hAnsi="Arial Narrow"/>
+        </w:rPr>
+        <w:t xml:space="preserve"/>
+      </w:r>
+      <w:r>
+        <w:rPr>
+          <w:rFonts w:ascii="Arial Narrow" w:hAnsi="Arial Narrow"/>
+          <w:b/>
+          <w:bCs/>
+        </w:rPr>
+        <w:t xml:space="preserve"/>
       </w:r>
       <w:proofErr w:type="spellStart"/>
       <w:r>
@@ -2564,27 +2564,27 @@
           <w:b/>
           <w:bCs/>
         </w:rPr>
-        <w:t xml:space="preserve"> 4 denominado “PDT ENERO - ABRIL 2024.PDF”</w:t>
-      </w:r>
-      <w:r>
-        <w:rPr>
-          <w:rFonts w:ascii="Arial Narrow" w:hAnsi="Arial Narrow"/>
-        </w:rPr>
-        <w:t>,</w:t>
-      </w:r>
-      <w:r>
-        <w:rPr>
-          <w:rFonts w:ascii="Arial Narrow" w:hAnsi="Arial Narrow"/>
-        </w:rPr>
-        <w:t xml:space="preserve"> el </w:t>
-      </w:r>
-      <w:r>
-        <w:rPr>
-          <w:rFonts w:ascii="Arial Narrow" w:hAnsi="Arial Narrow"/>
-          <w:b/>
-          <w:bCs/>
-        </w:rPr>
-        <w:t xml:space="preserve">documento </w:t>
+        <w:t xml:space="preserve"/>
+      </w:r>
+      <w:r>
+        <w:rPr>
+          <w:rFonts w:ascii="Arial Narrow" w:hAnsi="Arial Narrow"/>
+        </w:rPr>
+        <w:t/>
+      </w:r>
+      <w:r>
+        <w:rPr>
+          <w:rFonts w:ascii="Arial Narrow" w:hAnsi="Arial Narrow"/>
+        </w:rPr>
+        <w:t xml:space="preserve"/>
+      </w:r>
+      <w:r>
+        <w:rPr>
+          <w:rFonts w:ascii="Arial Narrow" w:hAnsi="Arial Narrow"/>
+          <w:b/>
+          <w:bCs/>
+        </w:rPr>
+        <w:t xml:space="preserve"/>
       </w:r>
       <w:proofErr w:type="spellStart"/>
       <w:r>
@@ -2602,21 +2602,21 @@
           <w:b/>
           <w:bCs/>
         </w:rPr>
-        <w:t xml:space="preserve"> 5 denominado “PDT MAYO - JULIO 2024.PDF”</w:t>
-      </w:r>
-      <w:r>
-        <w:rPr>
-          <w:rFonts w:ascii="Arial Narrow" w:hAnsi="Arial Narrow"/>
-        </w:rPr>
-        <w:t xml:space="preserve">; el </w:t>
-      </w:r>
-      <w:r>
-        <w:rPr>
-          <w:rFonts w:ascii="Arial Narrow" w:hAnsi="Arial Narrow"/>
-          <w:b/>
-          <w:bCs/>
-        </w:rPr>
-        <w:t xml:space="preserve">documento </w:t>
+        <w:t xml:space="preserve"/>
+      </w:r>
+      <w:r>
+        <w:rPr>
+          <w:rFonts w:ascii="Arial Narrow" w:hAnsi="Arial Narrow"/>
+        </w:rPr>
+        <w:t xml:space="preserve"/>
+      </w:r>
+      <w:r>
+        <w:rPr>
+          <w:rFonts w:ascii="Arial Narrow" w:hAnsi="Arial Narrow"/>
+          <w:b/>
+          <w:bCs/>
+        </w:rPr>
+        <w:t xml:space="preserve"/>
       </w:r>
       <w:proofErr w:type="spellStart"/>
       <w:r>
@@ -2634,21 +2634,21 @@
           <w:b/>
           <w:bCs/>
         </w:rPr>
-        <w:t xml:space="preserve"> 6 denominado “PDT 202408.PDF”</w:t>
-      </w:r>
-      <w:r>
-        <w:rPr>
-          <w:rFonts w:ascii="Arial Narrow" w:hAnsi="Arial Narrow"/>
-        </w:rPr>
-        <w:t xml:space="preserve">; el </w:t>
-      </w:r>
-      <w:r>
-        <w:rPr>
-          <w:rFonts w:ascii="Arial Narrow" w:hAnsi="Arial Narrow"/>
-          <w:b/>
-          <w:bCs/>
-        </w:rPr>
-        <w:t xml:space="preserve">documento </w:t>
+        <w:t xml:space="preserve"/>
+      </w:r>
+      <w:r>
+        <w:rPr>
+          <w:rFonts w:ascii="Arial Narrow" w:hAnsi="Arial Narrow"/>
+        </w:rPr>
+        <w:t xml:space="preserve"/>
+      </w:r>
+      <w:r>
+        <w:rPr>
+          <w:rFonts w:ascii="Arial Narrow" w:hAnsi="Arial Narrow"/>
+          <w:b/>
+          <w:bCs/>
+        </w:rPr>
+        <w:t xml:space="preserve"/>
       </w:r>
       <w:proofErr w:type="spellStart"/>
       <w:r>
@@ -2666,21 +2666,21 @@
           <w:b/>
           <w:bCs/>
         </w:rPr>
-        <w:t xml:space="preserve"> 7 denominado “PDT 202409.PDF”</w:t>
-      </w:r>
-      <w:r>
-        <w:rPr>
-          <w:rFonts w:ascii="Arial Narrow" w:hAnsi="Arial Narrow"/>
-        </w:rPr>
-        <w:t xml:space="preserve">; el </w:t>
-      </w:r>
-      <w:r>
-        <w:rPr>
-          <w:rFonts w:ascii="Arial Narrow" w:hAnsi="Arial Narrow"/>
-          <w:b/>
-          <w:bCs/>
-        </w:rPr>
-        <w:t xml:space="preserve">documento </w:t>
+        <w:t xml:space="preserve"/>
+      </w:r>
+      <w:r>
+        <w:rPr>
+          <w:rFonts w:ascii="Arial Narrow" w:hAnsi="Arial Narrow"/>
+        </w:rPr>
+        <w:t xml:space="preserve"/>
+      </w:r>
+      <w:r>
+        <w:rPr>
+          <w:rFonts w:ascii="Arial Narrow" w:hAnsi="Arial Narrow"/>
+          <w:b/>
+          <w:bCs/>
+        </w:rPr>
+        <w:t xml:space="preserve"/>
       </w:r>
       <w:proofErr w:type="spellStart"/>
       <w:r>
@@ -2698,27 +2698,27 @@
           <w:b/>
           <w:bCs/>
         </w:rPr>
-        <w:t xml:space="preserve"> 8 denominado “PDT 202410.PDF”</w:t>
-      </w:r>
-      <w:r>
-        <w:rPr>
-          <w:rFonts w:ascii="Arial Narrow" w:hAnsi="Arial Narrow"/>
-        </w:rPr>
-        <w:t xml:space="preserve"> y </w:t>
-      </w:r>
-      <w:r>
-        <w:rPr>
-          <w:rFonts w:ascii="Arial Narrow" w:hAnsi="Arial Narrow"/>
-        </w:rPr>
-        <w:t xml:space="preserve">el </w:t>
-      </w:r>
-      <w:r>
-        <w:rPr>
-          <w:rFonts w:ascii="Arial Narrow" w:hAnsi="Arial Narrow"/>
-          <w:b/>
-          <w:bCs/>
-        </w:rPr>
-        <w:t xml:space="preserve">documento </w:t>
+        <w:t xml:space="preserve"/>
+      </w:r>
+      <w:r>
+        <w:rPr>
+          <w:rFonts w:ascii="Arial Narrow" w:hAnsi="Arial Narrow"/>
+        </w:rPr>
+        <w:t xml:space="preserve"/>
+      </w:r>
+      <w:r>
+        <w:rPr>
+          <w:rFonts w:ascii="Arial Narrow" w:hAnsi="Arial Narrow"/>
+        </w:rPr>
+        <w:t xml:space="preserve"/>
+      </w:r>
+      <w:r>
+        <w:rPr>
+          <w:rFonts w:ascii="Arial Narrow" w:hAnsi="Arial Narrow"/>
+          <w:b/>
+          <w:bCs/>
+        </w:rPr>
+        <w:t xml:space="preserve"/>
       </w:r>
       <w:proofErr w:type="spellStart"/>
       <w:r>
@@ -2736,7 +2736,7 @@
           <w:b/>
           <w:bCs/>
         </w:rPr>
-        <w:t xml:space="preserve"> 9 denominado “PDT 202411.PDF” de la pieza </w:t>
+        <w:t xml:space="preserve"/>
       </w:r>
       <w:proofErr w:type="spellStart"/>
       <w:r>
@@ -2754,83 +2754,83 @@
           <w:b/>
           <w:bCs/>
         </w:rPr>
-        <w:t xml:space="preserve"> 4 </w:t>
-      </w:r>
-      <w:r>
-        <w:rPr>
-          <w:rFonts w:ascii="Arial Narrow" w:hAnsi="Arial Narrow"/>
-        </w:rPr>
-        <w:t>presentad</w:t>
-      </w:r>
-      <w:r>
-        <w:rPr>
-          <w:rFonts w:ascii="Arial Narrow" w:hAnsi="Arial Narrow"/>
-        </w:rPr>
-        <w:t>os</w:t>
-      </w:r>
-      <w:r>
-        <w:rPr>
-          <w:rFonts w:ascii="Arial Narrow" w:hAnsi="Arial Narrow"/>
-        </w:rPr>
-        <w:t xml:space="preserve"> mediante </w:t>
-      </w:r>
-      <w:r>
-        <w:rPr>
-          <w:rFonts w:ascii="Arial Narrow" w:hAnsi="Arial Narrow"/>
-        </w:rPr>
-        <w:t>escrito</w:t>
-      </w:r>
-      <w:r>
-        <w:rPr>
-          <w:rFonts w:ascii="Arial Narrow" w:hAnsi="Arial Narrow"/>
-        </w:rPr>
-        <w:t xml:space="preserve"> del 11 de </w:t>
-      </w:r>
-      <w:r>
-        <w:rPr>
-          <w:rFonts w:ascii="Arial Narrow" w:hAnsi="Arial Narrow"/>
-        </w:rPr>
-        <w:t>setiembre</w:t>
-      </w:r>
-      <w:r>
-        <w:rPr>
-          <w:rFonts w:ascii="Arial Narrow" w:hAnsi="Arial Narrow"/>
-        </w:rPr>
-        <w:t xml:space="preserve"> de 2025 del expediente; </w:t>
-      </w:r>
-      <w:r>
-        <w:rPr>
-          <w:rFonts w:ascii="Arial Narrow" w:hAnsi="Arial Narrow"/>
-        </w:rPr>
-        <w:t xml:space="preserve">y, </w:t>
-      </w:r>
-      <w:r>
-        <w:rPr>
-          <w:rFonts w:ascii="Arial Narrow" w:hAnsi="Arial Narrow"/>
-        </w:rPr>
-        <w:t>(</w:t>
+        <w:t xml:space="preserve"/>
+      </w:r>
+      <w:r>
+        <w:rPr>
+          <w:rFonts w:ascii="Arial Narrow" w:hAnsi="Arial Narrow"/>
+        </w:rPr>
+        <w:t/>
+      </w:r>
+      <w:r>
+        <w:rPr>
+          <w:rFonts w:ascii="Arial Narrow" w:hAnsi="Arial Narrow"/>
+        </w:rPr>
+        <w:t/>
+      </w:r>
+      <w:r>
+        <w:rPr>
+          <w:rFonts w:ascii="Arial Narrow" w:hAnsi="Arial Narrow"/>
+        </w:rPr>
+        <w:t xml:space="preserve"/>
+      </w:r>
+      <w:r>
+        <w:rPr>
+          <w:rFonts w:ascii="Arial Narrow" w:hAnsi="Arial Narrow"/>
+        </w:rPr>
+        <w:t/>
+      </w:r>
+      <w:r>
+        <w:rPr>
+          <w:rFonts w:ascii="Arial Narrow" w:hAnsi="Arial Narrow"/>
+        </w:rPr>
+        <w:t xml:space="preserve"/>
+      </w:r>
+      <w:r>
+        <w:rPr>
+          <w:rFonts w:ascii="Arial Narrow" w:hAnsi="Arial Narrow"/>
+        </w:rPr>
+        <w:t/>
+      </w:r>
+      <w:r>
+        <w:rPr>
+          <w:rFonts w:ascii="Arial Narrow" w:hAnsi="Arial Narrow"/>
+        </w:rPr>
+        <w:t xml:space="preserve"/>
+      </w:r>
+      <w:r>
+        <w:rPr>
+          <w:rFonts w:ascii="Arial Narrow" w:hAnsi="Arial Narrow"/>
+        </w:rPr>
+        <w:t xml:space="preserve"/>
+      </w:r>
+      <w:r>
+        <w:rPr>
+          <w:rFonts w:ascii="Arial Narrow" w:hAnsi="Arial Narrow"/>
+        </w:rPr>
+        <w:t/>
       </w:r>
       <w:proofErr w:type="spellStart"/>
       <w:r>
         <w:rPr>
           <w:rFonts w:ascii="Arial Narrow" w:hAnsi="Arial Narrow"/>
         </w:rPr>
-        <w:t>ii</w:t>
+        <w:t/>
       </w:r>
       <w:proofErr w:type="spellEnd"/>
       <w:r>
         <w:rPr>
           <w:rFonts w:ascii="Arial Narrow" w:hAnsi="Arial Narrow"/>
         </w:rPr>
-        <w:t xml:space="preserve">) el </w:t>
-      </w:r>
-      <w:r>
-        <w:rPr>
-          <w:rFonts w:ascii="Arial Narrow" w:hAnsi="Arial Narrow"/>
-          <w:b/>
-          <w:bCs/>
-        </w:rPr>
-        <w:t xml:space="preserve">documento </w:t>
+        <w:t xml:space="preserve"/>
+      </w:r>
+      <w:r>
+        <w:rPr>
+          <w:rFonts w:ascii="Arial Narrow" w:hAnsi="Arial Narrow"/>
+          <w:b/>
+          <w:bCs/>
+        </w:rPr>
+        <w:t xml:space="preserve"/>
       </w:r>
       <w:proofErr w:type="spellStart"/>
       <w:r>
@@ -2848,7 +2848,7 @@
           <w:b/>
           <w:bCs/>
         </w:rPr>
-        <w:t xml:space="preserve"> 2 denominado “PDT 202412.PDF” de la pieza </w:t>
+        <w:t xml:space="preserve"/>
       </w:r>
       <w:proofErr w:type="spellStart"/>
       <w:r>
@@ -2866,27 +2866,27 @@
           <w:b/>
           <w:bCs/>
         </w:rPr>
-        <w:t xml:space="preserve"> 6 </w:t>
-      </w:r>
-      <w:r>
-        <w:rPr>
-          <w:rFonts w:ascii="Arial Narrow" w:hAnsi="Arial Narrow"/>
-        </w:rPr>
-        <w:t>y</w:t>
-      </w:r>
-      <w:r>
-        <w:rPr>
-          <w:rFonts w:ascii="Arial Narrow" w:hAnsi="Arial Narrow"/>
-        </w:rPr>
-        <w:t xml:space="preserve"> el </w:t>
-      </w:r>
-      <w:r>
-        <w:rPr>
-          <w:rFonts w:ascii="Arial Narrow" w:hAnsi="Arial Narrow"/>
-          <w:b/>
-          <w:bCs/>
-        </w:rPr>
-        <w:t xml:space="preserve">documento </w:t>
+        <w:t xml:space="preserve"/>
+      </w:r>
+      <w:r>
+        <w:rPr>
+          <w:rFonts w:ascii="Arial Narrow" w:hAnsi="Arial Narrow"/>
+        </w:rPr>
+        <w:t/>
+      </w:r>
+      <w:r>
+        <w:rPr>
+          <w:rFonts w:ascii="Arial Narrow" w:hAnsi="Arial Narrow"/>
+        </w:rPr>
+        <w:t xml:space="preserve"/>
+      </w:r>
+      <w:r>
+        <w:rPr>
+          <w:rFonts w:ascii="Arial Narrow" w:hAnsi="Arial Narrow"/>
+          <w:b/>
+          <w:bCs/>
+        </w:rPr>
+        <w:t xml:space="preserve"/>
       </w:r>
       <w:proofErr w:type="spellStart"/>
       <w:r>
@@ -2904,7 +2904,7 @@
           <w:b/>
           <w:bCs/>
         </w:rPr>
-        <w:t xml:space="preserve"> 2 denominado “PDT 202404.PDF” de la pieza </w:t>
+        <w:t xml:space="preserve"/>
       </w:r>
       <w:proofErr w:type="spellStart"/>
       <w:r>
@@ -2922,58 +2922,58 @@
           <w:b/>
           <w:bCs/>
         </w:rPr>
-        <w:t xml:space="preserve"> 7 </w:t>
-      </w:r>
-      <w:r>
-        <w:rPr>
-          <w:rFonts w:ascii="Arial Narrow" w:hAnsi="Arial Narrow"/>
-        </w:rPr>
-        <w:t>presentad</w:t>
-      </w:r>
-      <w:r>
-        <w:rPr>
-          <w:rFonts w:ascii="Arial Narrow" w:hAnsi="Arial Narrow"/>
-        </w:rPr>
-        <w:t>os</w:t>
-      </w:r>
-      <w:r>
-        <w:rPr>
-          <w:rFonts w:ascii="Arial Narrow" w:hAnsi="Arial Narrow"/>
-        </w:rPr>
-        <w:t xml:space="preserve"> mediante escrito del 17 de </w:t>
-      </w:r>
-      <w:r>
-        <w:rPr>
-          <w:rFonts w:ascii="Arial Narrow" w:hAnsi="Arial Narrow"/>
-        </w:rPr>
-        <w:t>setiembre</w:t>
-      </w:r>
-      <w:r>
-        <w:rPr>
-          <w:rFonts w:ascii="Arial Narrow" w:hAnsi="Arial Narrow"/>
-        </w:rPr>
-        <w:t xml:space="preserve"> de 2025 del expediente, y</w:t>
-      </w:r>
-      <w:r>
-        <w:rPr>
-          <w:rFonts w:ascii="Arial Narrow" w:hAnsi="Arial Narrow"/>
-          <w:color w:val="auto"/>
-        </w:rPr>
-        <w:t>, referid</w:t>
-      </w:r>
-      <w:r>
-        <w:rPr>
-          <w:rFonts w:ascii="Arial Narrow" w:hAnsi="Arial Narrow"/>
-          <w:color w:val="auto"/>
-        </w:rPr>
-        <w:t>as</w:t>
-      </w:r>
-      <w:r>
-        <w:rPr>
-          <w:rFonts w:ascii="Arial Narrow" w:hAnsi="Arial Narrow"/>
-          <w:color w:val="auto"/>
-        </w:rPr>
-        <w:t xml:space="preserve"> a las declaraciones mensuales (PDT-IGV Renta mensual) del Impuesto General a las Ventas (IGV) e Impuesto a la Renta (IR) completas del ejercicio correspondiente al año </w:t>
+        <w:t xml:space="preserve"/>
+      </w:r>
+      <w:r>
+        <w:rPr>
+          <w:rFonts w:ascii="Arial Narrow" w:hAnsi="Arial Narrow"/>
+        </w:rPr>
+        <w:t/>
+      </w:r>
+      <w:r>
+        <w:rPr>
+          <w:rFonts w:ascii="Arial Narrow" w:hAnsi="Arial Narrow"/>
+        </w:rPr>
+        <w:t/>
+      </w:r>
+      <w:r>
+        <w:rPr>
+          <w:rFonts w:ascii="Arial Narrow" w:hAnsi="Arial Narrow"/>
+        </w:rPr>
+        <w:t xml:space="preserve"/>
+      </w:r>
+      <w:r>
+        <w:rPr>
+          <w:rFonts w:ascii="Arial Narrow" w:hAnsi="Arial Narrow"/>
+        </w:rPr>
+        <w:t/>
+      </w:r>
+      <w:r>
+        <w:rPr>
+          <w:rFonts w:ascii="Arial Narrow" w:hAnsi="Arial Narrow"/>
+        </w:rPr>
+        <w:t xml:space="preserve"/>
+      </w:r>
+      <w:r>
+        <w:rPr>
+          <w:rFonts w:ascii="Arial Narrow" w:hAnsi="Arial Narrow"/>
+          <w:color w:val="auto"/>
+        </w:rPr>
+        <w:t/>
+      </w:r>
+      <w:r>
+        <w:rPr>
+          <w:rFonts w:ascii="Arial Narrow" w:hAnsi="Arial Narrow"/>
+          <w:color w:val="auto"/>
+        </w:rPr>
+        <w:t/>
+      </w:r>
+      <w:r>
+        <w:rPr>
+          <w:rFonts w:ascii="Arial Narrow" w:hAnsi="Arial Narrow"/>
+          <w:color w:val="auto"/>
+        </w:rPr>
+        <w:t xml:space="preserve"/>
       </w:r>
       <w:r>
         <w:rPr>
@@ -2981,21 +2981,21 @@
           <w:color w:val="auto"/>
           <w:u w:val="single"/>
         </w:rPr>
-        <w:t>2024</w:t>
-      </w:r>
-      <w:r>
-        <w:rPr>
-          <w:rFonts w:ascii="Arial Narrow" w:hAnsi="Arial Narrow"/>
-          <w:color w:val="auto"/>
-        </w:rPr>
-        <w:t>; precisándose que la confidencialidad declarada deberá mantenerse permanentemente</w:t>
-      </w:r>
-      <w:r>
-        <w:rPr>
-          <w:rFonts w:ascii="Arial Narrow" w:hAnsi="Arial Narrow"/>
-          <w:color w:val="auto"/>
-        </w:rPr>
-        <w:t>.</w:t>
+        <w:t/>
+      </w:r>
+      <w:r>
+        <w:rPr>
+          <w:rFonts w:ascii="Arial Narrow" w:hAnsi="Arial Narrow"/>
+          <w:color w:val="auto"/>
+        </w:rPr>
+        <w:t/>
+      </w:r>
+      <w:r>
+        <w:rPr>
+          <w:rFonts w:ascii="Arial Narrow" w:hAnsi="Arial Narrow"/>
+          <w:color w:val="auto"/>
+        </w:rPr>
+        <w:t/>
       </w:r>
     </w:p>
     <w:p>
@@ -3123,42 +3123,42 @@
           <w:bCs/>
           <w:color w:val="auto"/>
         </w:rPr>
-        <w:t xml:space="preserve">PRIMERO: </w:t>
-      </w:r>
-      <w:r>
-        <w:rPr>
-          <w:rFonts w:ascii="Arial Narrow" w:hAnsi="Arial Narrow"/>
-          <w:color w:val="auto"/>
-        </w:rPr>
-        <w:t>calificar</w:t>
-      </w:r>
-      <w:r>
-        <w:rPr>
-          <w:rFonts w:ascii="Arial Narrow" w:hAnsi="Arial Narrow"/>
-          <w:color w:val="auto"/>
-        </w:rPr>
-        <w:t>, de oficio,</w:t>
-      </w:r>
-      <w:r>
-        <w:rPr>
-          <w:rFonts w:ascii="Arial Narrow" w:hAnsi="Arial Narrow"/>
-          <w:color w:val="auto"/>
-        </w:rPr>
-        <w:t xml:space="preserve"> como confidencial la información presentada </w:t>
-      </w:r>
-      <w:r>
-        <w:rPr>
-          <w:rFonts w:ascii="Arial Narrow" w:hAnsi="Arial Narrow"/>
-          <w:color w:val="auto"/>
-        </w:rPr>
-        <w:t>por</w:t>
-      </w:r>
-      <w:r>
-        <w:rPr>
-          <w:rFonts w:ascii="Arial Narrow" w:hAnsi="Arial Narrow"/>
-          <w:color w:val="auto"/>
-        </w:rPr>
-        <w:t xml:space="preserve"> </w:t>
+        <w:t xml:space="preserve">PRIMERO: calificar, de oficio, como confidencial la información presentada por [DENUNCIANTE] la cual obra en: (i) el documento 2 denominado “20543171744 DJ2024.PDF”, el documento 4 denominado “PDT ENERO - ABRIL 2024.PDF”, el documento 5 denominado “PDT MAYO - JULIO 2024.PDF”; el documento 6 denominado “PDT 202408.PDF”; el documento 7 denominado “PDT 202409.PDF”; el documento 8 denominado “PDT 202410.PDF” y el documento 9 denominado “PDT 202411.PDF” de la pieza  4 presentados mediante escrito del 11 de setiembre de 2025 del expediente; y, (ii) el documento  2 denominado “PDT 202412.PDF” de la pieza  6 y el documento 2 denominado “PDT 202404.PDF” de la pieza  7 presentados mediante escrito del 17 de setiembre de 2025 del expediente, y, referidas a las declaraciones mensuales (PDT-IGV Renta mensual) del Impuesto General a las Ventas (IGV) e Impuesto a la Renta (IR) completas del ejercicio correspondiente al año 2024; precisándose que la confidencialidad declarada deberá mantenerse permanentemente.</w:t>
+      </w:r>
+      <w:r>
+        <w:rPr>
+          <w:rFonts w:ascii="Arial Narrow" w:hAnsi="Arial Narrow"/>
+          <w:color w:val="auto"/>
+        </w:rPr>
+        <w:t/>
+      </w:r>
+      <w:r>
+        <w:rPr>
+          <w:rFonts w:ascii="Arial Narrow" w:hAnsi="Arial Narrow"/>
+          <w:color w:val="auto"/>
+        </w:rPr>
+        <w:t/>
+      </w:r>
+      <w:r>
+        <w:rPr>
+          <w:rFonts w:ascii="Arial Narrow" w:hAnsi="Arial Narrow"/>
+          <w:color w:val="auto"/>
+        </w:rPr>
+        <w:t xml:space="preserve"/>
+      </w:r>
+      <w:r>
+        <w:rPr>
+          <w:rFonts w:ascii="Arial Narrow" w:hAnsi="Arial Narrow"/>
+          <w:color w:val="auto"/>
+        </w:rPr>
+        <w:t/>
+      </w:r>
+      <w:r>
+        <w:rPr>
+          <w:rFonts w:ascii="Arial Narrow" w:hAnsi="Arial Narrow"/>
+          <w:color w:val="auto"/>
+        </w:rPr>
+        <w:t xml:space="preserve"/>
       </w:r>
       <w:proofErr w:type="spellStart"/>
       <w:r>
@@ -3167,7 +3167,7 @@
           <w:bCs/>
           <w:color w:val="auto"/>
         </w:rPr>
-        <w:t>Masimaginaria</w:t>
+        <w:t/>
       </w:r>
       <w:proofErr w:type="spellEnd"/>
       <w:r>
@@ -3176,337 +3176,337 @@
           <w:bCs/>
           <w:color w:val="auto"/>
         </w:rPr>
-        <w:t xml:space="preserve"> </w:t>
-      </w:r>
-      <w:r>
-        <w:rPr>
-          <w:rFonts w:ascii="Arial Narrow" w:hAnsi="Arial Narrow"/>
-          <w:bCs/>
-          <w:color w:val="auto"/>
-        </w:rPr>
-        <w:t>S.A.C.</w:t>
-      </w:r>
-      <w:r>
-        <w:rPr>
-          <w:rFonts w:ascii="Arial Narrow" w:hAnsi="Arial Narrow"/>
-          <w:bCs/>
-          <w:color w:val="auto"/>
-        </w:rPr>
-        <w:t xml:space="preserve"> </w:t>
-      </w:r>
-      <w:r>
-        <w:rPr>
-          <w:rFonts w:ascii="Arial Narrow" w:hAnsi="Arial Narrow"/>
-          <w:color w:val="auto"/>
-        </w:rPr>
-        <w:t xml:space="preserve">la </w:t>
-      </w:r>
-      <w:r>
-        <w:rPr>
-          <w:rFonts w:ascii="Arial Narrow" w:hAnsi="Arial Narrow"/>
-          <w:color w:val="auto"/>
-        </w:rPr>
-        <w:t xml:space="preserve">cual </w:t>
-      </w:r>
-      <w:r>
-        <w:rPr>
-          <w:rFonts w:ascii="Arial Narrow" w:hAnsi="Arial Narrow"/>
-        </w:rPr>
-        <w:t>obra en</w:t>
-      </w:r>
-      <w:r>
-        <w:rPr>
-          <w:rFonts w:ascii="Arial Narrow" w:hAnsi="Arial Narrow"/>
-        </w:rPr>
-        <w:t>: (i)</w:t>
-      </w:r>
-      <w:r>
-        <w:rPr>
-          <w:rFonts w:ascii="Arial Narrow" w:hAnsi="Arial Narrow"/>
-        </w:rPr>
-        <w:t xml:space="preserve"> el </w:t>
-      </w:r>
-      <w:r>
-        <w:rPr>
-          <w:rFonts w:ascii="Arial Narrow" w:hAnsi="Arial Narrow"/>
-          <w:b/>
-          <w:bCs/>
-        </w:rPr>
-        <w:t xml:space="preserve">documento </w:t>
-      </w:r>
-      <w:r>
-        <w:rPr>
-          <w:rFonts w:ascii="Arial Narrow" w:hAnsi="Arial Narrow"/>
-          <w:b/>
-          <w:bCs/>
-        </w:rPr>
-        <w:t>2</w:t>
-      </w:r>
-      <w:r>
-        <w:rPr>
-          <w:rFonts w:ascii="Arial Narrow" w:hAnsi="Arial Narrow"/>
-          <w:b/>
-          <w:bCs/>
-        </w:rPr>
-        <w:t xml:space="preserve"> denominado “</w:t>
-      </w:r>
-      <w:r>
-        <w:rPr>
-          <w:rFonts w:ascii="Arial Narrow" w:hAnsi="Arial Narrow"/>
-          <w:b/>
-          <w:bCs/>
-        </w:rPr>
-        <w:t>20543171744 DJ2024.PDF</w:t>
-      </w:r>
-      <w:r>
-        <w:rPr>
-          <w:rFonts w:ascii="Arial Narrow" w:hAnsi="Arial Narrow"/>
-          <w:b/>
-          <w:bCs/>
-        </w:rPr>
-        <w:t>”</w:t>
-      </w:r>
-      <w:r>
-        <w:rPr>
-          <w:rFonts w:ascii="Arial Narrow" w:hAnsi="Arial Narrow"/>
-        </w:rPr>
-        <w:t>,</w:t>
-      </w:r>
-      <w:r>
-        <w:rPr>
-          <w:rFonts w:ascii="Arial Narrow" w:hAnsi="Arial Narrow"/>
-        </w:rPr>
-        <w:t xml:space="preserve"> el </w:t>
-      </w:r>
-      <w:r>
-        <w:rPr>
-          <w:rFonts w:ascii="Arial Narrow" w:hAnsi="Arial Narrow"/>
-          <w:b/>
-          <w:bCs/>
-        </w:rPr>
-        <w:t>documento 4 denominado “</w:t>
-      </w:r>
-      <w:r>
-        <w:rPr>
-          <w:rFonts w:ascii="Arial Narrow" w:hAnsi="Arial Narrow"/>
-          <w:b/>
-          <w:bCs/>
-        </w:rPr>
-        <w:t>PDT ENERO - ABRIL 2024.PDF</w:t>
-      </w:r>
-      <w:r>
-        <w:rPr>
-          <w:rFonts w:ascii="Arial Narrow" w:hAnsi="Arial Narrow"/>
-          <w:b/>
-          <w:bCs/>
-        </w:rPr>
-        <w:t>”</w:t>
-      </w:r>
-      <w:r>
-        <w:rPr>
-          <w:rFonts w:ascii="Arial Narrow" w:hAnsi="Arial Narrow"/>
-        </w:rPr>
-        <w:t>,</w:t>
-      </w:r>
-      <w:r>
-        <w:rPr>
-          <w:rFonts w:ascii="Arial Narrow" w:hAnsi="Arial Narrow"/>
-        </w:rPr>
-        <w:t xml:space="preserve"> el </w:t>
-      </w:r>
-      <w:r>
-        <w:rPr>
-          <w:rFonts w:ascii="Arial Narrow" w:hAnsi="Arial Narrow"/>
-          <w:b/>
-          <w:bCs/>
-        </w:rPr>
-        <w:t>documento 5 denominado “</w:t>
-      </w:r>
-      <w:r>
-        <w:rPr>
-          <w:rFonts w:ascii="Arial Narrow" w:hAnsi="Arial Narrow"/>
-          <w:b/>
-          <w:bCs/>
-        </w:rPr>
-        <w:t>PDT MAYO - JULIO 2024.PDF</w:t>
-      </w:r>
-      <w:r>
-        <w:rPr>
-          <w:rFonts w:ascii="Arial Narrow" w:hAnsi="Arial Narrow"/>
-          <w:b/>
-          <w:bCs/>
-        </w:rPr>
-        <w:t>”</w:t>
-      </w:r>
-      <w:r>
-        <w:rPr>
-          <w:rFonts w:ascii="Arial Narrow" w:hAnsi="Arial Narrow"/>
-        </w:rPr>
-        <w:t xml:space="preserve">; el </w:t>
-      </w:r>
-      <w:r>
-        <w:rPr>
-          <w:rFonts w:ascii="Arial Narrow" w:hAnsi="Arial Narrow"/>
-          <w:b/>
-          <w:bCs/>
-        </w:rPr>
-        <w:t xml:space="preserve">documento </w:t>
-      </w:r>
-      <w:r>
-        <w:rPr>
-          <w:rFonts w:ascii="Arial Narrow" w:hAnsi="Arial Narrow"/>
-          <w:b/>
-          <w:bCs/>
-        </w:rPr>
-        <w:t>6</w:t>
-      </w:r>
-      <w:r>
-        <w:rPr>
-          <w:rFonts w:ascii="Arial Narrow" w:hAnsi="Arial Narrow"/>
-          <w:b/>
-          <w:bCs/>
-        </w:rPr>
-        <w:t xml:space="preserve"> denominado “</w:t>
-      </w:r>
-      <w:r>
-        <w:rPr>
-          <w:rFonts w:ascii="Arial Narrow" w:hAnsi="Arial Narrow"/>
-          <w:b/>
-          <w:bCs/>
-        </w:rPr>
-        <w:t>PDT 202408.PDF</w:t>
-      </w:r>
-      <w:r>
-        <w:rPr>
-          <w:rFonts w:ascii="Arial Narrow" w:hAnsi="Arial Narrow"/>
-          <w:b/>
-          <w:bCs/>
-        </w:rPr>
-        <w:t>”</w:t>
-      </w:r>
-      <w:r>
-        <w:rPr>
-          <w:rFonts w:ascii="Arial Narrow" w:hAnsi="Arial Narrow"/>
-        </w:rPr>
-        <w:t xml:space="preserve">; el </w:t>
-      </w:r>
-      <w:r>
-        <w:rPr>
-          <w:rFonts w:ascii="Arial Narrow" w:hAnsi="Arial Narrow"/>
-          <w:b/>
-          <w:bCs/>
-        </w:rPr>
-        <w:t xml:space="preserve">documento </w:t>
-      </w:r>
-      <w:r>
-        <w:rPr>
-          <w:rFonts w:ascii="Arial Narrow" w:hAnsi="Arial Narrow"/>
-          <w:b/>
-          <w:bCs/>
-        </w:rPr>
-        <w:t>7</w:t>
-      </w:r>
-      <w:r>
-        <w:rPr>
-          <w:rFonts w:ascii="Arial Narrow" w:hAnsi="Arial Narrow"/>
-          <w:b/>
-          <w:bCs/>
-        </w:rPr>
-        <w:t xml:space="preserve"> denominado “</w:t>
-      </w:r>
-      <w:r>
-        <w:rPr>
-          <w:rFonts w:ascii="Arial Narrow" w:hAnsi="Arial Narrow"/>
-          <w:b/>
-          <w:bCs/>
-        </w:rPr>
-        <w:t>PDT 202409.PDF</w:t>
-      </w:r>
-      <w:r>
-        <w:rPr>
-          <w:rFonts w:ascii="Arial Narrow" w:hAnsi="Arial Narrow"/>
-          <w:b/>
-          <w:bCs/>
-        </w:rPr>
-        <w:t>”</w:t>
-      </w:r>
-      <w:r>
-        <w:rPr>
-          <w:rFonts w:ascii="Arial Narrow" w:hAnsi="Arial Narrow"/>
-        </w:rPr>
-        <w:t xml:space="preserve">; </w:t>
-      </w:r>
-      <w:r>
-        <w:rPr>
-          <w:rFonts w:ascii="Arial Narrow" w:hAnsi="Arial Narrow"/>
-        </w:rPr>
-        <w:t xml:space="preserve">el </w:t>
-      </w:r>
-      <w:r>
-        <w:rPr>
-          <w:rFonts w:ascii="Arial Narrow" w:hAnsi="Arial Narrow"/>
-          <w:b/>
-          <w:bCs/>
-        </w:rPr>
-        <w:t>documento 8 denominado “</w:t>
-      </w:r>
-      <w:r>
-        <w:rPr>
-          <w:rFonts w:ascii="Arial Narrow" w:hAnsi="Arial Narrow"/>
-          <w:b/>
-          <w:bCs/>
-        </w:rPr>
-        <w:t>PDT 202410.PDF</w:t>
-      </w:r>
-      <w:r>
-        <w:rPr>
-          <w:rFonts w:ascii="Arial Narrow" w:hAnsi="Arial Narrow"/>
-          <w:b/>
-          <w:bCs/>
-        </w:rPr>
-        <w:t>”</w:t>
-      </w:r>
-      <w:r>
-        <w:rPr>
-          <w:rFonts w:ascii="Arial Narrow" w:hAnsi="Arial Narrow"/>
-        </w:rPr>
-        <w:t xml:space="preserve"> </w:t>
-      </w:r>
-      <w:r>
-        <w:rPr>
-          <w:rFonts w:ascii="Arial Narrow" w:hAnsi="Arial Narrow"/>
-        </w:rPr>
-        <w:t xml:space="preserve">y </w:t>
-      </w:r>
-      <w:r>
-        <w:rPr>
-          <w:rFonts w:ascii="Arial Narrow" w:hAnsi="Arial Narrow"/>
-        </w:rPr>
-        <w:t xml:space="preserve">el </w:t>
-      </w:r>
-      <w:r>
-        <w:rPr>
-          <w:rFonts w:ascii="Arial Narrow" w:hAnsi="Arial Narrow"/>
-          <w:b/>
-          <w:bCs/>
-        </w:rPr>
-        <w:t>documento 9 denominado “</w:t>
-      </w:r>
-      <w:r>
-        <w:rPr>
-          <w:rFonts w:ascii="Arial Narrow" w:hAnsi="Arial Narrow"/>
-          <w:b/>
-          <w:bCs/>
-        </w:rPr>
-        <w:t>PDT 202411.PDF</w:t>
-      </w:r>
-      <w:r>
-        <w:rPr>
-          <w:rFonts w:ascii="Arial Narrow" w:hAnsi="Arial Narrow"/>
-          <w:b/>
-          <w:bCs/>
-        </w:rPr>
-        <w:t xml:space="preserve">” de la pieza </w:t>
+        <w:t xml:space="preserve"/>
+      </w:r>
+      <w:r>
+        <w:rPr>
+          <w:rFonts w:ascii="Arial Narrow" w:hAnsi="Arial Narrow"/>
+          <w:bCs/>
+          <w:color w:val="auto"/>
+        </w:rPr>
+        <w:t/>
+      </w:r>
+      <w:r>
+        <w:rPr>
+          <w:rFonts w:ascii="Arial Narrow" w:hAnsi="Arial Narrow"/>
+          <w:bCs/>
+          <w:color w:val="auto"/>
+        </w:rPr>
+        <w:t xml:space="preserve"/>
+      </w:r>
+      <w:r>
+        <w:rPr>
+          <w:rFonts w:ascii="Arial Narrow" w:hAnsi="Arial Narrow"/>
+          <w:color w:val="auto"/>
+        </w:rPr>
+        <w:t xml:space="preserve"/>
+      </w:r>
+      <w:r>
+        <w:rPr>
+          <w:rFonts w:ascii="Arial Narrow" w:hAnsi="Arial Narrow"/>
+          <w:color w:val="auto"/>
+        </w:rPr>
+        <w:t xml:space="preserve"/>
+      </w:r>
+      <w:r>
+        <w:rPr>
+          <w:rFonts w:ascii="Arial Narrow" w:hAnsi="Arial Narrow"/>
+        </w:rPr>
+        <w:t/>
+      </w:r>
+      <w:r>
+        <w:rPr>
+          <w:rFonts w:ascii="Arial Narrow" w:hAnsi="Arial Narrow"/>
+        </w:rPr>
+        <w:t/>
+      </w:r>
+      <w:r>
+        <w:rPr>
+          <w:rFonts w:ascii="Arial Narrow" w:hAnsi="Arial Narrow"/>
+        </w:rPr>
+        <w:t xml:space="preserve"/>
+      </w:r>
+      <w:r>
+        <w:rPr>
+          <w:rFonts w:ascii="Arial Narrow" w:hAnsi="Arial Narrow"/>
+          <w:b/>
+          <w:bCs/>
+        </w:rPr>
+        <w:t xml:space="preserve"/>
+      </w:r>
+      <w:r>
+        <w:rPr>
+          <w:rFonts w:ascii="Arial Narrow" w:hAnsi="Arial Narrow"/>
+          <w:b/>
+          <w:bCs/>
+        </w:rPr>
+        <w:t/>
+      </w:r>
+      <w:r>
+        <w:rPr>
+          <w:rFonts w:ascii="Arial Narrow" w:hAnsi="Arial Narrow"/>
+          <w:b/>
+          <w:bCs/>
+        </w:rPr>
+        <w:t xml:space="preserve"/>
+      </w:r>
+      <w:r>
+        <w:rPr>
+          <w:rFonts w:ascii="Arial Narrow" w:hAnsi="Arial Narrow"/>
+          <w:b/>
+          <w:bCs/>
+        </w:rPr>
+        <w:t/>
+      </w:r>
+      <w:r>
+        <w:rPr>
+          <w:rFonts w:ascii="Arial Narrow" w:hAnsi="Arial Narrow"/>
+          <w:b/>
+          <w:bCs/>
+        </w:rPr>
+        <w:t/>
+      </w:r>
+      <w:r>
+        <w:rPr>
+          <w:rFonts w:ascii="Arial Narrow" w:hAnsi="Arial Narrow"/>
+        </w:rPr>
+        <w:t/>
+      </w:r>
+      <w:r>
+        <w:rPr>
+          <w:rFonts w:ascii="Arial Narrow" w:hAnsi="Arial Narrow"/>
+        </w:rPr>
+        <w:t xml:space="preserve"/>
+      </w:r>
+      <w:r>
+        <w:rPr>
+          <w:rFonts w:ascii="Arial Narrow" w:hAnsi="Arial Narrow"/>
+          <w:b/>
+          <w:bCs/>
+        </w:rPr>
+        <w:t/>
+      </w:r>
+      <w:r>
+        <w:rPr>
+          <w:rFonts w:ascii="Arial Narrow" w:hAnsi="Arial Narrow"/>
+          <w:b/>
+          <w:bCs/>
+        </w:rPr>
+        <w:t/>
+      </w:r>
+      <w:r>
+        <w:rPr>
+          <w:rFonts w:ascii="Arial Narrow" w:hAnsi="Arial Narrow"/>
+          <w:b/>
+          <w:bCs/>
+        </w:rPr>
+        <w:t/>
+      </w:r>
+      <w:r>
+        <w:rPr>
+          <w:rFonts w:ascii="Arial Narrow" w:hAnsi="Arial Narrow"/>
+        </w:rPr>
+        <w:t/>
+      </w:r>
+      <w:r>
+        <w:rPr>
+          <w:rFonts w:ascii="Arial Narrow" w:hAnsi="Arial Narrow"/>
+        </w:rPr>
+        <w:t xml:space="preserve"/>
+      </w:r>
+      <w:r>
+        <w:rPr>
+          <w:rFonts w:ascii="Arial Narrow" w:hAnsi="Arial Narrow"/>
+          <w:b/>
+          <w:bCs/>
+        </w:rPr>
+        <w:t/>
+      </w:r>
+      <w:r>
+        <w:rPr>
+          <w:rFonts w:ascii="Arial Narrow" w:hAnsi="Arial Narrow"/>
+          <w:b/>
+          <w:bCs/>
+        </w:rPr>
+        <w:t/>
+      </w:r>
+      <w:r>
+        <w:rPr>
+          <w:rFonts w:ascii="Arial Narrow" w:hAnsi="Arial Narrow"/>
+          <w:b/>
+          <w:bCs/>
+        </w:rPr>
+        <w:t/>
+      </w:r>
+      <w:r>
+        <w:rPr>
+          <w:rFonts w:ascii="Arial Narrow" w:hAnsi="Arial Narrow"/>
+        </w:rPr>
+        <w:t xml:space="preserve"/>
+      </w:r>
+      <w:r>
+        <w:rPr>
+          <w:rFonts w:ascii="Arial Narrow" w:hAnsi="Arial Narrow"/>
+          <w:b/>
+          <w:bCs/>
+        </w:rPr>
+        <w:t xml:space="preserve"/>
+      </w:r>
+      <w:r>
+        <w:rPr>
+          <w:rFonts w:ascii="Arial Narrow" w:hAnsi="Arial Narrow"/>
+          <w:b/>
+          <w:bCs/>
+        </w:rPr>
+        <w:t/>
+      </w:r>
+      <w:r>
+        <w:rPr>
+          <w:rFonts w:ascii="Arial Narrow" w:hAnsi="Arial Narrow"/>
+          <w:b/>
+          <w:bCs/>
+        </w:rPr>
+        <w:t xml:space="preserve"/>
+      </w:r>
+      <w:r>
+        <w:rPr>
+          <w:rFonts w:ascii="Arial Narrow" w:hAnsi="Arial Narrow"/>
+          <w:b/>
+          <w:bCs/>
+        </w:rPr>
+        <w:t/>
+      </w:r>
+      <w:r>
+        <w:rPr>
+          <w:rFonts w:ascii="Arial Narrow" w:hAnsi="Arial Narrow"/>
+          <w:b/>
+          <w:bCs/>
+        </w:rPr>
+        <w:t/>
+      </w:r>
+      <w:r>
+        <w:rPr>
+          <w:rFonts w:ascii="Arial Narrow" w:hAnsi="Arial Narrow"/>
+        </w:rPr>
+        <w:t xml:space="preserve"/>
+      </w:r>
+      <w:r>
+        <w:rPr>
+          <w:rFonts w:ascii="Arial Narrow" w:hAnsi="Arial Narrow"/>
+          <w:b/>
+          <w:bCs/>
+        </w:rPr>
+        <w:t xml:space="preserve"/>
+      </w:r>
+      <w:r>
+        <w:rPr>
+          <w:rFonts w:ascii="Arial Narrow" w:hAnsi="Arial Narrow"/>
+          <w:b/>
+          <w:bCs/>
+        </w:rPr>
+        <w:t/>
+      </w:r>
+      <w:r>
+        <w:rPr>
+          <w:rFonts w:ascii="Arial Narrow" w:hAnsi="Arial Narrow"/>
+          <w:b/>
+          <w:bCs/>
+        </w:rPr>
+        <w:t xml:space="preserve"/>
+      </w:r>
+      <w:r>
+        <w:rPr>
+          <w:rFonts w:ascii="Arial Narrow" w:hAnsi="Arial Narrow"/>
+          <w:b/>
+          <w:bCs/>
+        </w:rPr>
+        <w:t/>
+      </w:r>
+      <w:r>
+        <w:rPr>
+          <w:rFonts w:ascii="Arial Narrow" w:hAnsi="Arial Narrow"/>
+          <w:b/>
+          <w:bCs/>
+        </w:rPr>
+        <w:t/>
+      </w:r>
+      <w:r>
+        <w:rPr>
+          <w:rFonts w:ascii="Arial Narrow" w:hAnsi="Arial Narrow"/>
+        </w:rPr>
+        <w:t xml:space="preserve"/>
+      </w:r>
+      <w:r>
+        <w:rPr>
+          <w:rFonts w:ascii="Arial Narrow" w:hAnsi="Arial Narrow"/>
+        </w:rPr>
+        <w:t xml:space="preserve"/>
+      </w:r>
+      <w:r>
+        <w:rPr>
+          <w:rFonts w:ascii="Arial Narrow" w:hAnsi="Arial Narrow"/>
+          <w:b/>
+          <w:bCs/>
+        </w:rPr>
+        <w:t/>
+      </w:r>
+      <w:r>
+        <w:rPr>
+          <w:rFonts w:ascii="Arial Narrow" w:hAnsi="Arial Narrow"/>
+          <w:b/>
+          <w:bCs/>
+        </w:rPr>
+        <w:t/>
+      </w:r>
+      <w:r>
+        <w:rPr>
+          <w:rFonts w:ascii="Arial Narrow" w:hAnsi="Arial Narrow"/>
+          <w:b/>
+          <w:bCs/>
+        </w:rPr>
+        <w:t/>
+      </w:r>
+      <w:r>
+        <w:rPr>
+          <w:rFonts w:ascii="Arial Narrow" w:hAnsi="Arial Narrow"/>
+        </w:rPr>
+        <w:t xml:space="preserve"/>
+      </w:r>
+      <w:r>
+        <w:rPr>
+          <w:rFonts w:ascii="Arial Narrow" w:hAnsi="Arial Narrow"/>
+        </w:rPr>
+        <w:t xml:space="preserve"/>
+      </w:r>
+      <w:r>
+        <w:rPr>
+          <w:rFonts w:ascii="Arial Narrow" w:hAnsi="Arial Narrow"/>
+        </w:rPr>
+        <w:t xml:space="preserve"/>
+      </w:r>
+      <w:r>
+        <w:rPr>
+          <w:rFonts w:ascii="Arial Narrow" w:hAnsi="Arial Narrow"/>
+          <w:b/>
+          <w:bCs/>
+        </w:rPr>
+        <w:t/>
+      </w:r>
+      <w:r>
+        <w:rPr>
+          <w:rFonts w:ascii="Arial Narrow" w:hAnsi="Arial Narrow"/>
+          <w:b/>
+          <w:bCs/>
+        </w:rPr>
+        <w:t/>
+      </w:r>
+      <w:r>
+        <w:rPr>
+          <w:rFonts w:ascii="Arial Narrow" w:hAnsi="Arial Narrow"/>
+          <w:b/>
+          <w:bCs/>
+        </w:rPr>
+        <w:t xml:space="preserve"/>
       </w:r>
       <w:proofErr w:type="spellStart"/>
       <w:r>
@@ -3524,89 +3524,89 @@
           <w:b/>
           <w:bCs/>
         </w:rPr>
-        <w:t xml:space="preserve"> 4 </w:t>
-      </w:r>
-      <w:r>
-        <w:rPr>
-          <w:rFonts w:ascii="Arial Narrow" w:hAnsi="Arial Narrow"/>
-        </w:rPr>
-        <w:t>presentad</w:t>
-      </w:r>
-      <w:r>
-        <w:rPr>
-          <w:rFonts w:ascii="Arial Narrow" w:hAnsi="Arial Narrow"/>
-        </w:rPr>
-        <w:t>os</w:t>
-      </w:r>
-      <w:r>
-        <w:rPr>
-          <w:rFonts w:ascii="Arial Narrow" w:hAnsi="Arial Narrow"/>
-        </w:rPr>
-        <w:t xml:space="preserve"> mediante </w:t>
-      </w:r>
-      <w:r>
-        <w:rPr>
-          <w:rFonts w:ascii="Arial Narrow" w:hAnsi="Arial Narrow"/>
-        </w:rPr>
-        <w:t>escrito</w:t>
-      </w:r>
-      <w:r>
-        <w:rPr>
-          <w:rFonts w:ascii="Arial Narrow" w:hAnsi="Arial Narrow"/>
-        </w:rPr>
-        <w:t xml:space="preserve"> del 11 de </w:t>
-      </w:r>
-      <w:r>
-        <w:rPr>
-          <w:rFonts w:ascii="Arial Narrow" w:hAnsi="Arial Narrow"/>
-        </w:rPr>
-        <w:t>setiembre</w:t>
-      </w:r>
-      <w:r>
-        <w:rPr>
-          <w:rFonts w:ascii="Arial Narrow" w:hAnsi="Arial Narrow"/>
-        </w:rPr>
-        <w:t xml:space="preserve"> de 2025 del expediente; </w:t>
-      </w:r>
-      <w:r>
-        <w:rPr>
-          <w:rFonts w:ascii="Arial Narrow" w:hAnsi="Arial Narrow"/>
-        </w:rPr>
-        <w:t xml:space="preserve">y, </w:t>
-      </w:r>
-      <w:r>
-        <w:rPr>
-          <w:rFonts w:ascii="Arial Narrow" w:hAnsi="Arial Narrow"/>
-        </w:rPr>
-        <w:t>(</w:t>
+        <w:t xml:space="preserve"/>
+      </w:r>
+      <w:r>
+        <w:rPr>
+          <w:rFonts w:ascii="Arial Narrow" w:hAnsi="Arial Narrow"/>
+        </w:rPr>
+        <w:t/>
+      </w:r>
+      <w:r>
+        <w:rPr>
+          <w:rFonts w:ascii="Arial Narrow" w:hAnsi="Arial Narrow"/>
+        </w:rPr>
+        <w:t/>
+      </w:r>
+      <w:r>
+        <w:rPr>
+          <w:rFonts w:ascii="Arial Narrow" w:hAnsi="Arial Narrow"/>
+        </w:rPr>
+        <w:t xml:space="preserve"/>
+      </w:r>
+      <w:r>
+        <w:rPr>
+          <w:rFonts w:ascii="Arial Narrow" w:hAnsi="Arial Narrow"/>
+        </w:rPr>
+        <w:t/>
+      </w:r>
+      <w:r>
+        <w:rPr>
+          <w:rFonts w:ascii="Arial Narrow" w:hAnsi="Arial Narrow"/>
+        </w:rPr>
+        <w:t xml:space="preserve"/>
+      </w:r>
+      <w:r>
+        <w:rPr>
+          <w:rFonts w:ascii="Arial Narrow" w:hAnsi="Arial Narrow"/>
+        </w:rPr>
+        <w:t/>
+      </w:r>
+      <w:r>
+        <w:rPr>
+          <w:rFonts w:ascii="Arial Narrow" w:hAnsi="Arial Narrow"/>
+        </w:rPr>
+        <w:t xml:space="preserve"/>
+      </w:r>
+      <w:r>
+        <w:rPr>
+          <w:rFonts w:ascii="Arial Narrow" w:hAnsi="Arial Narrow"/>
+        </w:rPr>
+        <w:t xml:space="preserve"/>
+      </w:r>
+      <w:r>
+        <w:rPr>
+          <w:rFonts w:ascii="Arial Narrow" w:hAnsi="Arial Narrow"/>
+        </w:rPr>
+        <w:t/>
       </w:r>
       <w:proofErr w:type="spellStart"/>
       <w:r>
         <w:rPr>
           <w:rFonts w:ascii="Arial Narrow" w:hAnsi="Arial Narrow"/>
         </w:rPr>
-        <w:t>i</w:t>
-      </w:r>
-      <w:r>
-        <w:rPr>
-          <w:rFonts w:ascii="Arial Narrow" w:hAnsi="Arial Narrow"/>
-        </w:rPr>
-        <w:t>i</w:t>
+        <w:t/>
+      </w:r>
+      <w:r>
+        <w:rPr>
+          <w:rFonts w:ascii="Arial Narrow" w:hAnsi="Arial Narrow"/>
+        </w:rPr>
+        <w:t/>
       </w:r>
       <w:proofErr w:type="spellEnd"/>
       <w:r>
         <w:rPr>
           <w:rFonts w:ascii="Arial Narrow" w:hAnsi="Arial Narrow"/>
         </w:rPr>
-        <w:t xml:space="preserve">) el </w:t>
-      </w:r>
-      <w:r>
-        <w:rPr>
-          <w:rFonts w:ascii="Arial Narrow" w:hAnsi="Arial Narrow"/>
-          <w:b/>
-          <w:bCs/>
-        </w:rPr>
-        <w:t xml:space="preserve">documento </w:t>
+        <w:t xml:space="preserve"/>
+      </w:r>
+      <w:r>
+        <w:rPr>
+          <w:rFonts w:ascii="Arial Narrow" w:hAnsi="Arial Narrow"/>
+          <w:b/>
+          <w:bCs/>
+        </w:rPr>
+        <w:t xml:space="preserve"/>
       </w:r>
       <w:proofErr w:type="spellStart"/>
       <w:r>
@@ -3624,39 +3624,39 @@
           <w:b/>
           <w:bCs/>
         </w:rPr>
-        <w:t xml:space="preserve"> </w:t>
-      </w:r>
-      <w:r>
-        <w:rPr>
-          <w:rFonts w:ascii="Arial Narrow" w:hAnsi="Arial Narrow"/>
-          <w:b/>
-          <w:bCs/>
-        </w:rPr>
-        <w:t>2</w:t>
-      </w:r>
-      <w:r>
-        <w:rPr>
-          <w:rFonts w:ascii="Arial Narrow" w:hAnsi="Arial Narrow"/>
-          <w:b/>
-          <w:bCs/>
-        </w:rPr>
-        <w:t xml:space="preserve"> denominado “</w:t>
-      </w:r>
-      <w:r>
-        <w:rPr>
-          <w:rFonts w:ascii="Arial Narrow" w:hAnsi="Arial Narrow"/>
-          <w:b/>
-          <w:bCs/>
-        </w:rPr>
-        <w:t>PDT 202412.PDF</w:t>
-      </w:r>
-      <w:r>
-        <w:rPr>
-          <w:rFonts w:ascii="Arial Narrow" w:hAnsi="Arial Narrow"/>
-          <w:b/>
-          <w:bCs/>
-        </w:rPr>
-        <w:t xml:space="preserve">” de la pieza </w:t>
+        <w:t xml:space="preserve"/>
+      </w:r>
+      <w:r>
+        <w:rPr>
+          <w:rFonts w:ascii="Arial Narrow" w:hAnsi="Arial Narrow"/>
+          <w:b/>
+          <w:bCs/>
+        </w:rPr>
+        <w:t/>
+      </w:r>
+      <w:r>
+        <w:rPr>
+          <w:rFonts w:ascii="Arial Narrow" w:hAnsi="Arial Narrow"/>
+          <w:b/>
+          <w:bCs/>
+        </w:rPr>
+        <w:t xml:space="preserve"/>
+      </w:r>
+      <w:r>
+        <w:rPr>
+          <w:rFonts w:ascii="Arial Narrow" w:hAnsi="Arial Narrow"/>
+          <w:b/>
+          <w:bCs/>
+        </w:rPr>
+        <w:t/>
+      </w:r>
+      <w:r>
+        <w:rPr>
+          <w:rFonts w:ascii="Arial Narrow" w:hAnsi="Arial Narrow"/>
+          <w:b/>
+          <w:bCs/>
+        </w:rPr>
+        <w:t xml:space="preserve"/>
       </w:r>
       <w:proofErr w:type="spellStart"/>
       <w:r>
@@ -3674,75 +3674,75 @@
           <w:b/>
           <w:bCs/>
         </w:rPr>
-        <w:t xml:space="preserve"> </w:t>
-      </w:r>
-      <w:r>
-        <w:rPr>
-          <w:rFonts w:ascii="Arial Narrow" w:hAnsi="Arial Narrow"/>
-          <w:b/>
-          <w:bCs/>
-        </w:rPr>
-        <w:t>6</w:t>
-      </w:r>
-      <w:r>
-        <w:rPr>
-          <w:rFonts w:ascii="Arial Narrow" w:hAnsi="Arial Narrow"/>
-          <w:b/>
-          <w:bCs/>
-        </w:rPr>
-        <w:t xml:space="preserve"> </w:t>
-      </w:r>
-      <w:r>
-        <w:rPr>
-          <w:rFonts w:ascii="Arial Narrow" w:hAnsi="Arial Narrow"/>
-        </w:rPr>
-        <w:t>y</w:t>
-      </w:r>
-      <w:r>
-        <w:rPr>
-          <w:rFonts w:ascii="Arial Narrow" w:hAnsi="Arial Narrow"/>
-        </w:rPr>
-        <w:t xml:space="preserve"> el </w:t>
-      </w:r>
-      <w:r>
-        <w:rPr>
-          <w:rFonts w:ascii="Arial Narrow" w:hAnsi="Arial Narrow"/>
-          <w:b/>
-          <w:bCs/>
-        </w:rPr>
-        <w:t xml:space="preserve">documento </w:t>
-      </w:r>
-      <w:r>
-        <w:rPr>
-          <w:rFonts w:ascii="Arial Narrow" w:hAnsi="Arial Narrow"/>
-          <w:b/>
-          <w:bCs/>
-        </w:rPr>
-        <w:t>2</w:t>
-      </w:r>
-      <w:r>
-        <w:rPr>
-          <w:rFonts w:ascii="Arial Narrow" w:hAnsi="Arial Narrow"/>
-          <w:b/>
-          <w:bCs/>
-        </w:rPr>
-        <w:t xml:space="preserve"> denominado “</w:t>
-      </w:r>
-      <w:r>
-        <w:rPr>
-          <w:rFonts w:ascii="Arial Narrow" w:hAnsi="Arial Narrow"/>
-          <w:b/>
-          <w:bCs/>
-        </w:rPr>
-        <w:t>PDT 202404.PDF</w:t>
-      </w:r>
-      <w:r>
-        <w:rPr>
-          <w:rFonts w:ascii="Arial Narrow" w:hAnsi="Arial Narrow"/>
-          <w:b/>
-          <w:bCs/>
-        </w:rPr>
-        <w:t xml:space="preserve">” de </w:t>
+        <w:t xml:space="preserve"/>
+      </w:r>
+      <w:r>
+        <w:rPr>
+          <w:rFonts w:ascii="Arial Narrow" w:hAnsi="Arial Narrow"/>
+          <w:b/>
+          <w:bCs/>
+        </w:rPr>
+        <w:t/>
+      </w:r>
+      <w:r>
+        <w:rPr>
+          <w:rFonts w:ascii="Arial Narrow" w:hAnsi="Arial Narrow"/>
+          <w:b/>
+          <w:bCs/>
+        </w:rPr>
+        <w:t xml:space="preserve"/>
+      </w:r>
+      <w:r>
+        <w:rPr>
+          <w:rFonts w:ascii="Arial Narrow" w:hAnsi="Arial Narrow"/>
+        </w:rPr>
+        <w:t/>
+      </w:r>
+      <w:r>
+        <w:rPr>
+          <w:rFonts w:ascii="Arial Narrow" w:hAnsi="Arial Narrow"/>
+        </w:rPr>
+        <w:t xml:space="preserve"/>
+      </w:r>
+      <w:r>
+        <w:rPr>
+          <w:rFonts w:ascii="Arial Narrow" w:hAnsi="Arial Narrow"/>
+          <w:b/>
+          <w:bCs/>
+        </w:rPr>
+        <w:t xml:space="preserve"/>
+      </w:r>
+      <w:r>
+        <w:rPr>
+          <w:rFonts w:ascii="Arial Narrow" w:hAnsi="Arial Narrow"/>
+          <w:b/>
+          <w:bCs/>
+        </w:rPr>
+        <w:t/>
+      </w:r>
+      <w:r>
+        <w:rPr>
+          <w:rFonts w:ascii="Arial Narrow" w:hAnsi="Arial Narrow"/>
+          <w:b/>
+          <w:bCs/>
+        </w:rPr>
+        <w:t xml:space="preserve"/>
+      </w:r>
+      <w:r>
+        <w:rPr>
+          <w:rFonts w:ascii="Arial Narrow" w:hAnsi="Arial Narrow"/>
+          <w:b/>
+          <w:bCs/>
+        </w:rPr>
+        <w:t/>
+      </w:r>
+      <w:r>
+        <w:rPr>
+          <w:rFonts w:ascii="Arial Narrow" w:hAnsi="Arial Narrow"/>
+          <w:b/>
+          <w:bCs/>
+        </w:rPr>
+        <w:t xml:space="preserve"/>
       </w:r>
       <w:r>
         <w:rPr>
@@ -3751,7 +3751,7 @@
           <w:bCs/>
         </w:rPr>
         <w:lastRenderedPageBreak/>
-        <w:t xml:space="preserve">la pieza </w:t>
+        <w:t xml:space="preserve"/>
       </w:r>
       <w:proofErr w:type="spellStart"/>
       <w:r>
@@ -3769,105 +3769,105 @@
           <w:b/>
           <w:bCs/>
         </w:rPr>
-        <w:t xml:space="preserve"> </w:t>
-      </w:r>
-      <w:r>
-        <w:rPr>
-          <w:rFonts w:ascii="Arial Narrow" w:hAnsi="Arial Narrow"/>
-          <w:b/>
-          <w:bCs/>
-        </w:rPr>
-        <w:t>7</w:t>
-      </w:r>
-      <w:r>
-        <w:rPr>
-          <w:rFonts w:ascii="Arial Narrow" w:hAnsi="Arial Narrow"/>
-          <w:b/>
-          <w:bCs/>
-        </w:rPr>
-        <w:t xml:space="preserve"> </w:t>
-      </w:r>
-      <w:r>
-        <w:rPr>
-          <w:rFonts w:ascii="Arial Narrow" w:hAnsi="Arial Narrow"/>
-        </w:rPr>
-        <w:t>presentad</w:t>
-      </w:r>
-      <w:r>
-        <w:rPr>
-          <w:rFonts w:ascii="Arial Narrow" w:hAnsi="Arial Narrow"/>
-        </w:rPr>
-        <w:t>os</w:t>
-      </w:r>
-      <w:r>
-        <w:rPr>
-          <w:rFonts w:ascii="Arial Narrow" w:hAnsi="Arial Narrow"/>
-        </w:rPr>
-        <w:t xml:space="preserve"> mediante escrito del </w:t>
-      </w:r>
-      <w:r>
-        <w:rPr>
-          <w:rFonts w:ascii="Arial Narrow" w:hAnsi="Arial Narrow"/>
-        </w:rPr>
-        <w:t>17</w:t>
-      </w:r>
-      <w:r>
-        <w:rPr>
-          <w:rFonts w:ascii="Arial Narrow" w:hAnsi="Arial Narrow"/>
-        </w:rPr>
-        <w:t xml:space="preserve"> de </w:t>
-      </w:r>
-      <w:r>
-        <w:rPr>
-          <w:rFonts w:ascii="Arial Narrow" w:hAnsi="Arial Narrow"/>
-        </w:rPr>
-        <w:t>setiembre</w:t>
-      </w:r>
-      <w:r>
-        <w:rPr>
-          <w:rFonts w:ascii="Arial Narrow" w:hAnsi="Arial Narrow"/>
-        </w:rPr>
-        <w:t xml:space="preserve"> de 2025 del expediente</w:t>
-      </w:r>
-      <w:r>
-        <w:rPr>
-          <w:rFonts w:ascii="Arial Narrow" w:hAnsi="Arial Narrow"/>
-        </w:rPr>
-        <w:t>,</w:t>
-      </w:r>
-      <w:r>
-        <w:rPr>
-          <w:rFonts w:ascii="Arial Narrow" w:hAnsi="Arial Narrow"/>
-        </w:rPr>
-        <w:t xml:space="preserve"> y</w:t>
-      </w:r>
-      <w:r>
-        <w:rPr>
-          <w:rFonts w:ascii="Arial Narrow" w:hAnsi="Arial Narrow"/>
-          <w:color w:val="auto"/>
-        </w:rPr>
-        <w:t>, referid</w:t>
-      </w:r>
-      <w:r>
-        <w:rPr>
-          <w:rFonts w:ascii="Arial Narrow" w:hAnsi="Arial Narrow"/>
-          <w:color w:val="auto"/>
-        </w:rPr>
-        <w:t>as</w:t>
-      </w:r>
-      <w:r>
-        <w:rPr>
-          <w:rFonts w:ascii="Arial Narrow" w:hAnsi="Arial Narrow"/>
-          <w:color w:val="auto"/>
-        </w:rPr>
-        <w:t xml:space="preserve"> a</w:t>
-      </w:r>
-      <w:r>
-        <w:rPr>
-          <w:rFonts w:ascii="Arial Narrow" w:hAnsi="Arial Narrow"/>
-          <w:color w:val="auto"/>
-        </w:rPr>
-        <w:t xml:space="preserve"> las declaraciones mensuales (PDT-IGV Renta mensual) del Impuesto General a las Ventas (IGV) e Impuesto a la Renta (IR) completas del ejercicio correspondiente al año </w:t>
+        <w:t xml:space="preserve"/>
+      </w:r>
+      <w:r>
+        <w:rPr>
+          <w:rFonts w:ascii="Arial Narrow" w:hAnsi="Arial Narrow"/>
+          <w:b/>
+          <w:bCs/>
+        </w:rPr>
+        <w:t/>
+      </w:r>
+      <w:r>
+        <w:rPr>
+          <w:rFonts w:ascii="Arial Narrow" w:hAnsi="Arial Narrow"/>
+          <w:b/>
+          <w:bCs/>
+        </w:rPr>
+        <w:t xml:space="preserve"/>
+      </w:r>
+      <w:r>
+        <w:rPr>
+          <w:rFonts w:ascii="Arial Narrow" w:hAnsi="Arial Narrow"/>
+        </w:rPr>
+        <w:t/>
+      </w:r>
+      <w:r>
+        <w:rPr>
+          <w:rFonts w:ascii="Arial Narrow" w:hAnsi="Arial Narrow"/>
+        </w:rPr>
+        <w:t/>
+      </w:r>
+      <w:r>
+        <w:rPr>
+          <w:rFonts w:ascii="Arial Narrow" w:hAnsi="Arial Narrow"/>
+        </w:rPr>
+        <w:t xml:space="preserve"/>
+      </w:r>
+      <w:r>
+        <w:rPr>
+          <w:rFonts w:ascii="Arial Narrow" w:hAnsi="Arial Narrow"/>
+        </w:rPr>
+        <w:t/>
+      </w:r>
+      <w:r>
+        <w:rPr>
+          <w:rFonts w:ascii="Arial Narrow" w:hAnsi="Arial Narrow"/>
+        </w:rPr>
+        <w:t xml:space="preserve"/>
+      </w:r>
+      <w:r>
+        <w:rPr>
+          <w:rFonts w:ascii="Arial Narrow" w:hAnsi="Arial Narrow"/>
+        </w:rPr>
+        <w:t/>
+      </w:r>
+      <w:r>
+        <w:rPr>
+          <w:rFonts w:ascii="Arial Narrow" w:hAnsi="Arial Narrow"/>
+        </w:rPr>
+        <w:t xml:space="preserve"/>
+      </w:r>
+      <w:r>
+        <w:rPr>
+          <w:rFonts w:ascii="Arial Narrow" w:hAnsi="Arial Narrow"/>
+        </w:rPr>
+        <w:t/>
+      </w:r>
+      <w:r>
+        <w:rPr>
+          <w:rFonts w:ascii="Arial Narrow" w:hAnsi="Arial Narrow"/>
+        </w:rPr>
+        <w:t xml:space="preserve"/>
+      </w:r>
+      <w:r>
+        <w:rPr>
+          <w:rFonts w:ascii="Arial Narrow" w:hAnsi="Arial Narrow"/>
+          <w:color w:val="auto"/>
+        </w:rPr>
+        <w:t/>
+      </w:r>
+      <w:r>
+        <w:rPr>
+          <w:rFonts w:ascii="Arial Narrow" w:hAnsi="Arial Narrow"/>
+          <w:color w:val="auto"/>
+        </w:rPr>
+        <w:t/>
+      </w:r>
+      <w:r>
+        <w:rPr>
+          <w:rFonts w:ascii="Arial Narrow" w:hAnsi="Arial Narrow"/>
+          <w:color w:val="auto"/>
+        </w:rPr>
+        <w:t xml:space="preserve"/>
+      </w:r>
+      <w:r>
+        <w:rPr>
+          <w:rFonts w:ascii="Arial Narrow" w:hAnsi="Arial Narrow"/>
+          <w:color w:val="auto"/>
+        </w:rPr>
+        <w:t xml:space="preserve"/>
       </w:r>
       <w:r>
         <w:rPr>
@@ -3875,21 +3875,21 @@
           <w:color w:val="auto"/>
           <w:u w:val="single"/>
         </w:rPr>
-        <w:t>2024</w:t>
-      </w:r>
-      <w:r>
-        <w:rPr>
-          <w:rFonts w:ascii="Arial Narrow" w:hAnsi="Arial Narrow"/>
-          <w:color w:val="auto"/>
-        </w:rPr>
-        <w:t>;</w:t>
-      </w:r>
-      <w:r>
-        <w:rPr>
-          <w:rFonts w:ascii="Arial Narrow" w:hAnsi="Arial Narrow"/>
-          <w:color w:val="auto"/>
-        </w:rPr>
-        <w:t xml:space="preserve"> precisándose que la confidencialidad declarada deberá mantenerse permanentemente.</w:t>
+        <w:t/>
+      </w:r>
+      <w:r>
+        <w:rPr>
+          <w:rFonts w:ascii="Arial Narrow" w:hAnsi="Arial Narrow"/>
+          <w:color w:val="auto"/>
+        </w:rPr>
+        <w:t/>
+      </w:r>
+      <w:r>
+        <w:rPr>
+          <w:rFonts w:ascii="Arial Narrow" w:hAnsi="Arial Narrow"/>
+          <w:color w:val="auto"/>
+        </w:rPr>
+        <w:t xml:space="preserve"/>
       </w:r>
     </w:p>
     <w:p>

--- a/plantillas_maestras/01_seguro_vehicular/negativa_cobertura/2_o_mas_ddos_varios/varon/TPL_1969_2025_SEGURO_VEHICULAR_NEGATIVA_COBERTURA_ASEGURADORA_VARON_R293.docx
+++ b/plantillas_maestras/01_seguro_vehicular/negativa_cobertura/2_o_mas_ddos_varios/varon/TPL_1969_2025_SEGURO_VEHICULAR_NEGATIVA_COBERTURA_ASEGURADORA_VARON_R293.docx
@@ -1249,7 +1249,7 @@
         <w:rPr>
           <w:rFonts w:ascii="Arial Narrow" w:hAnsi="Arial Narrow"/>
         </w:rPr>
-        <w:t xml:space="preserve">El 19 de julio de 2023, el Pleno de la Comisión de Protección al Consumidor  1 (en adelante, Comisión) acordó delegar a la Secretaría Técnica de la Comisión de Protección al Consumidor 1 (en adelante, la Secretaría Técnica) la facultad de calificar y declarar la confidencialidad de la información solicitada a pedido de parte o de oficio, en el marco de la tramitación de los procedimientos de protección al consumidor, en primera y segunda instancia administrativa. En ese sentido, corresponde emitir un pronunciamiento respecto a la confidencialidad de la documentación presentada por [APELLIDO]. </w:t>
+        <w:t xml:space="preserve">El 19 de julio de 2023, el Pleno de la Comisión de Protección al Consumidor 1 (en adelante, Comisión) acordó delegar a la Secretaría Técnica de la Comisión de Protección al Consumidor 1 (en adelante, la Secretaría Técnica) la facultad de calificar y declarar la confidencialidad de la información solicitada a pedido de parte o de oficio, en el marco de la tramitación de los procedimientos de protección al consumidor, en primera y segunda instancia administrativa. En ese sentido, corresponde emitir un pronunciamiento respecto a la confidencialidad de la documentación presentada por [APELLIDO]. </w:t>
       </w:r>
       <w:r>
         <w:rPr>
@@ -2424,7 +2424,7 @@
           <w:rFonts w:ascii="Arial Narrow" w:hAnsi="Arial Narrow"/>
           <w:color w:val="auto"/>
         </w:rPr>
-        <w:t xml:space="preserve">En consecuencia, conforme a lo dispuesto en el artículo 85 del Código Tributario, la Secretaría Técnica considera que corresponde declarar la confidencialidad de la información contenida en las copias de las declaraciones juradas mensuales (PDT-IGV Renta mensual) del Impuesto General a las Ventas (IGV) e Impuesto a la Renta (IR) correspondiente al periodo 2024 [APELLIDO] que obra en: (i) el documento  2 denominado “20543171744 DJ2024.PDF”, el documento  4 denominado “PDT ENERO - ABRIL 2024.PDF”, el documento  5 denominado “PDT MAYO - JULIO 2024.PDF”; el documento  6 denominado “PDT 202408.PDF”; el documento  7 denominado “PDT 202409.PDF”; el documento  8 denominado “PDT 202410.PDF” y el documento  9 denominado “PDT 202411.PDF” de la pieza  4 presentados mediante escrito del 11 de setiembre de 2025 del expediente; y, (ii) el documento  2 denominado “PDT 202412.PDF” de la pieza  6 y el documento  2 denominado “PDT 202404.PDF” de la pieza  7 presentados mediante escrito del 17 de setiembre de 2025 del expediente, y, referidas a las declaraciones mensuales (PDT-IGV Renta mensual) del Impuesto General a las Ventas (IGV) e Impuesto a la Renta (IR) completas del ejercicio correspondiente al año 2024; precisándose que la confidencialidad declarada deberá mantenerse permanentemente.</w:t>
+        <w:t xml:space="preserve">En consecuencia, conforme a lo dispuesto en el artículo 85 del Código Tributario, la Secretaría Técnica considera que corresponde declarar la confidencialidad de la información contenida en las copias de las declaraciones juradas mensuales (PDT-IGV Renta mensual) del Impuesto General a las Ventas (IGV) e Impuesto a la Renta (IR) correspondiente al periodo 2024 [APELLIDO] que obra en: (i) el documento 2 denominado “20543171744 DJ2024.PDF”, el documento 4 denominado “PDT ENERO - ABRIL 2024.PDF”, el documento 5 denominado “PDT MAYO - JULIO 2024.PDF”; el documento 6 denominado “PDT 202408.PDF”; el documento 7 denominado “PDT 202409.PDF”; el documento 8 denominado “PDT 202410.PDF” y el documento 9 denominado “PDT 202411.PDF” de la pieza 4 presentados mediante escrito del 11 de setiembre de 2025 del expediente; y, (ii) el documento 2 denominado “PDT 202412.PDF” de la pieza 6 y el documento 2 denominado “PDT 202404.PDF” de la pieza 7 presentados mediante escrito del 17 de setiembre de 2025 del expediente, y, referidas a las declaraciones mensuales (PDT-IGV Renta mensual) del Impuesto General a las Ventas (IGV) e Impuesto a la Renta (IR) completas del ejercicio correspondiente al año 2024; precisándose que la confidencialidad declarada deberá mantenerse permanentemente.</w:t>
       </w:r>
       <w:r>
         <w:rPr>
@@ -3123,7 +3123,7 @@
           <w:bCs/>
           <w:color w:val="auto"/>
         </w:rPr>
-        <w:t xml:space="preserve">PRIMERO: calificar, de oficio, como confidencial la información presentada por [DENUNCIANTE] la cual obra en: (i) el documento 2 denominado “20543171744 DJ2024.PDF”, el documento 4 denominado “PDT ENERO - ABRIL 2024.PDF”, el documento 5 denominado “PDT MAYO - JULIO 2024.PDF”; el documento 6 denominado “PDT 202408.PDF”; el documento 7 denominado “PDT 202409.PDF”; el documento 8 denominado “PDT 202410.PDF” y el documento 9 denominado “PDT 202411.PDF” de la pieza  4 presentados mediante escrito del 11 de setiembre de 2025 del expediente; y, (ii) el documento  2 denominado “PDT 202412.PDF” de la pieza  6 y el documento 2 denominado “PDT 202404.PDF” de la pieza  7 presentados mediante escrito del 17 de setiembre de 2025 del expediente, y, referidas a las declaraciones mensuales (PDT-IGV Renta mensual) del Impuesto General a las Ventas (IGV) e Impuesto a la Renta (IR) completas del ejercicio correspondiente al año 2024; precisándose que la confidencialidad declarada deberá mantenerse permanentemente.</w:t>
+        <w:t xml:space="preserve">PRIMERO: calificar, de oficio, como confidencial la información presentada por [DENUNCIANTE] la cual obra en: (i) el documento 2 denominado “20543171744 DJ2024.PDF”, el documento 4 denominado “PDT ENERO - ABRIL 2024.PDF”, el documento 5 denominado “PDT MAYO - JULIO 2024.PDF”; el documento 6 denominado “PDT 202408.PDF”; el documento 7 denominado “PDT 202409.PDF”; el documento 8 denominado “PDT 202410.PDF” y el documento 9 denominado “PDT 202411.PDF” de la pieza 4 presentados mediante escrito del 11 de setiembre de 2025 del expediente; y, (ii) el documento 2 denominado “PDT 202412.PDF” de la pieza 6 y el documento 2 denominado “PDT 202404.PDF” de la pieza 7 presentados mediante escrito del 17 de setiembre de 2025 del expediente, y, referidas a las declaraciones mensuales (PDT-IGV Renta mensual) del Impuesto General a las Ventas (IGV) e Impuesto a la Renta (IR) completas del ejercicio correspondiente al año 2024; precisándose que la confidencialidad declarada deberá mantenerse permanentemente.</w:t>
       </w:r>
       <w:r>
         <w:rPr>
